--- a/QTQLĐT&HTQT03/QTQLĐT&HTQT03BM21.docx
+++ b/QTQLĐT&HTQT03/QTQLĐT&HTQT03BM21.docx
@@ -1,8 +1,2013 @@
 
 <file path=word/document.xml><?xml version="1.0" encoding="utf-8"?>
-<w:document xmlns:wpc="http://schemas.microsoft.com/office/word/2010/wordprocessingCanvas" xmlns:cx="http://schemas.microsoft.com/office/drawing/2014/chartex" xmlns:cx1="http://schemas.microsoft.com/office/drawing/2015/9/8/chartex" xmlns:cx2="http://schemas.microsoft.com/office/drawing/2015/10/21/chartex" xmlns:cx3="http://schemas.microsoft.com/office/drawing/2016/5/9/chartex" xmlns:cx4="http://schemas.microsoft.com/office/drawing/2016/5/10/chartex" xmlns:cx5="http://schemas.microsoft.com/office/drawing/2016/5/11/chartex" xmlns:cx6="http://schemas.microsoft.com/office/drawing/2016/5/12/chartex" xmlns:cx7="http://schemas.microsoft.com/office/drawing/2016/5/13/chartex" xmlns:cx8="http://schemas.microsoft.com/office/drawing/2016/5/14/chartex" xmlns:mc="http://schemas.openxmlformats.org/markup-compatibility/2006" xmlns:aink="http://schemas.microsoft.com/office/drawing/2016/ink" xmlns:am3d="http://schemas.microsoft.com/office/drawing/2017/model3d" xmlns:o="urn:schemas-microsoft-com:office:office" xmlns:oel="http://schemas.microsoft.com/office/2019/extlst" xmlns:r="http://schemas.openxmlformats.org/officeDocument/2006/relationships" xmlns:m="http://schemas.openxmlformats.org/officeDocument/2006/math" xmlns:v="urn:schemas-microsoft-com:vml" xmlns:wp14="http://schemas.microsoft.com/office/word/2010/wordprocessingDrawing" xmlns:wp="http://schemas.openxmlformats.org/drawingml/2006/wordprocessingDrawing" xmlns:w10="urn:schemas-microsoft-com:office:word" xmlns:w="http://schemas.openxmlformats.org/wordprocessingml/2006/main" xmlns:w14="http://schemas.microsoft.com/office/word/2010/wordml" xmlns:w15="http://schemas.microsoft.com/office/word/2012/wordml" xmlns:w16cex="http://schemas.microsoft.com/office/word/2018/wordml/cex" xmlns:w16cid="http://schemas.microsoft.com/office/word/2016/wordml/cid" xmlns:w16="http://schemas.microsoft.com/office/word/2018/wordml" xmlns:w16sdtdh="http://schemas.microsoft.com/office/word/2020/wordml/sdtdatahash" xmlns:w16se="http://schemas.microsoft.com/office/word/2015/wordml/symex" xmlns:wpg="http://schemas.microsoft.com/office/word/2010/wordprocessingGroup" xmlns:wpi="http://schemas.microsoft.com/office/word/2010/wordprocessingInk" xmlns:wne="http://schemas.microsoft.com/office/word/2006/wordml" xmlns:wps="http://schemas.microsoft.com/office/word/2010/wordprocessingShape" mc:Ignorable="w14 w15 w16se w16cid w16 w16cex w16sdtdh wp14">
+<w:document xmlns:wpc="http://schemas.microsoft.com/office/word/2010/wordprocessingCanvas" xmlns:cx="http://schemas.microsoft.com/office/drawing/2014/chartex" xmlns:cx1="http://schemas.microsoft.com/office/drawing/2015/9/8/chartex" xmlns:cx2="http://schemas.microsoft.com/office/drawing/2015/10/21/chartex" xmlns:cx3="http://schemas.microsoft.com/office/drawing/2016/5/9/chartex" xmlns:cx4="http://schemas.microsoft.com/office/drawing/2016/5/10/chartex" xmlns:cx5="http://schemas.microsoft.com/office/drawing/2016/5/11/chartex" xmlns:cx6="http://schemas.microsoft.com/office/drawing/2016/5/12/chartex" xmlns:cx7="http://schemas.microsoft.com/office/drawing/2016/5/13/chartex" xmlns:cx8="http://schemas.microsoft.com/office/drawing/2016/5/14/chartex" xmlns:mc="http://schemas.openxmlformats.org/markup-compatibility/2006" xmlns:aink="http://schemas.microsoft.com/office/drawing/2016/ink" xmlns:am3d="http://schemas.microsoft.com/office/drawing/2017/model3d" xmlns:o="urn:schemas-microsoft-com:office:office" xmlns:oel="http://schemas.microsoft.com/office/2019/extlst" xmlns:r="http://schemas.openxmlformats.org/officeDocument/2006/relationships" xmlns:m="http://schemas.openxmlformats.org/officeDocument/2006/math" xmlns:v="urn:schemas-microsoft-com:vml" xmlns:wp14="http://schemas.microsoft.com/office/word/2010/wordprocessingDrawing" xmlns:wp="http://schemas.openxmlformats.org/drawingml/2006/wordprocessingDrawing" xmlns:w10="urn:schemas-microsoft-com:office:word" xmlns:w="http://schemas.openxmlformats.org/wordprocessingml/2006/main" xmlns:w14="http://schemas.microsoft.com/office/word/2010/wordml" xmlns:w15="http://schemas.microsoft.com/office/word/2012/wordml" xmlns:w16cex="http://schemas.microsoft.com/office/word/2018/wordml/cex" xmlns:w16cid="http://schemas.microsoft.com/office/word/2016/wordml/cid" xmlns:w16="http://schemas.microsoft.com/office/word/2018/wordml" xmlns:w16du="http://schemas.microsoft.com/office/word/2023/wordml/word16du" xmlns:w16sdtdh="http://schemas.microsoft.com/office/word/2020/wordml/sdtdatahash" xmlns:w16sdtfl="http://schemas.microsoft.com/office/word/2024/wordml/sdtformatlock" xmlns:w16se="http://schemas.microsoft.com/office/word/2015/wordml/symex" xmlns:wpg="http://schemas.microsoft.com/office/word/2010/wordprocessingGroup" xmlns:wpi="http://schemas.microsoft.com/office/word/2010/wordprocessingInk" xmlns:wne="http://schemas.microsoft.com/office/word/2006/wordml" xmlns:wps="http://schemas.microsoft.com/office/word/2010/wordprocessingShape" mc:Ignorable="w14 w15 w16se w16cid w16 w16cex w16sdtdh w16sdtfl w16du wp14">
   <w:body>
-    <w:p/>
+    <w:tbl>
+      <w:tblPr>
+        <w:tblStyle w:val="TableGrid"/>
+        <w:tblW w:w="9781" w:type="dxa"/>
+        <w:tblInd w:w="-567" w:type="dxa"/>
+        <w:tblBorders>
+          <w:top w:val="none" w:sz="0" w:space="0" w:color="auto"/>
+          <w:left w:val="none" w:sz="0" w:space="0" w:color="auto"/>
+          <w:bottom w:val="none" w:sz="0" w:space="0" w:color="auto"/>
+          <w:right w:val="none" w:sz="0" w:space="0" w:color="auto"/>
+          <w:insideH w:val="none" w:sz="0" w:space="0" w:color="auto"/>
+          <w:insideV w:val="none" w:sz="0" w:space="0" w:color="auto"/>
+        </w:tblBorders>
+        <w:tblLook w:val="04A0" w:firstRow="1" w:lastRow="0" w:firstColumn="1" w:lastColumn="0" w:noHBand="0" w:noVBand="1"/>
+      </w:tblPr>
+      <w:tblGrid>
+        <w:gridCol w:w="4219"/>
+        <w:gridCol w:w="5562"/>
+      </w:tblGrid>
+      <w:tr>
+        <w:tc>
+          <w:tcPr>
+            <w:tcW w:w="4219" w:type="dxa"/>
+          </w:tcPr>
+          <w:p>
+            <w:pPr>
+              <w:shd w:val="clear" w:color="auto" w:fill="FFFFFF" w:themeFill="background1"/>
+              <w:jc w:val="center"/>
+              <w:rPr>
+                <w:color w:val="000000" w:themeColor="text1"/>
+                <w:sz w:val="24"/>
+                <w:szCs w:val="24"/>
+                <w:lang w:val="en-US"/>
+              </w:rPr>
+            </w:pPr>
+            <w:r>
+              <w:rPr>
+                <w:color w:val="000000" w:themeColor="text1"/>
+                <w:sz w:val="24"/>
+                <w:szCs w:val="24"/>
+              </w:rPr>
+              <w:t xml:space="preserve">BỆNH VIỆN </w:t>
+            </w:r>
+          </w:p>
+          <w:p>
+            <w:pPr>
+              <w:shd w:val="clear" w:color="auto" w:fill="FFFFFF" w:themeFill="background1"/>
+              <w:jc w:val="center"/>
+              <w:rPr>
+                <w:color w:val="000000" w:themeColor="text1"/>
+                <w:sz w:val="24"/>
+                <w:szCs w:val="24"/>
+              </w:rPr>
+            </w:pPr>
+            <w:r>
+              <w:rPr>
+                <w:color w:val="000000" w:themeColor="text1"/>
+                <w:sz w:val="24"/>
+                <w:szCs w:val="24"/>
+              </w:rPr>
+              <w:t>PHỤ SẢN TRUNG ƯƠNG</w:t>
+            </w:r>
+          </w:p>
+          <w:p>
+            <w:pPr>
+              <w:shd w:val="clear" w:color="auto" w:fill="FFFFFF" w:themeFill="background1"/>
+              <w:jc w:val="center"/>
+              <w:rPr>
+                <w:b/>
+                <w:bCs/>
+                <w:color w:val="000000" w:themeColor="text1"/>
+                <w:sz w:val="24"/>
+                <w:szCs w:val="24"/>
+                <w:lang w:val="en-US"/>
+              </w:rPr>
+            </w:pPr>
+            <w:r>
+              <w:rPr>
+                <w:b/>
+                <w:bCs/>
+                <w:color w:val="000000" w:themeColor="text1"/>
+                <w:sz w:val="24"/>
+                <w:szCs w:val="24"/>
+                <w:lang w:val="en-US"/>
+              </w:rPr>
+              <w:t>TT ĐÀO TẠO &amp; HTQT</w:t>
+            </w:r>
+          </w:p>
+        </w:tc>
+        <w:tc>
+          <w:tcPr>
+            <w:tcW w:w="5562" w:type="dxa"/>
+          </w:tcPr>
+          <w:p>
+            <w:pPr>
+              <w:shd w:val="clear" w:color="auto" w:fill="FFFFFF" w:themeFill="background1"/>
+              <w:jc w:val="center"/>
+              <w:rPr>
+                <w:b/>
+                <w:bCs/>
+                <w:color w:val="000000" w:themeColor="text1"/>
+                <w:sz w:val="24"/>
+                <w:szCs w:val="24"/>
+              </w:rPr>
+            </w:pPr>
+            <w:r>
+              <w:rPr>
+                <w:b/>
+                <w:bCs/>
+                <w:color w:val="000000" w:themeColor="text1"/>
+                <w:sz w:val="24"/>
+                <w:szCs w:val="24"/>
+              </w:rPr>
+              <w:t>CỘNG HÒA XÃ HỘI CHỦ NGHĨA VIỆT NAM</w:t>
+            </w:r>
+          </w:p>
+          <w:p>
+            <w:pPr>
+              <w:shd w:val="clear" w:color="auto" w:fill="FFFFFF" w:themeFill="background1"/>
+              <w:jc w:val="center"/>
+              <w:rPr>
+                <w:b/>
+                <w:bCs/>
+                <w:color w:val="000000" w:themeColor="text1"/>
+                <w:sz w:val="26"/>
+                <w:szCs w:val="26"/>
+              </w:rPr>
+            </w:pPr>
+            <w:r>
+              <w:rPr>
+                <w:b/>
+                <w:bCs/>
+                <w:noProof/>
+                <w:color w:val="000000" w:themeColor="text1"/>
+                <w:sz w:val="26"/>
+                <w:szCs w:val="26"/>
+                <w14:ligatures w14:val="standardContextual"/>
+              </w:rPr>
+              <mc:AlternateContent>
+                <mc:Choice Requires="wps">
+                  <w:drawing>
+                    <wp:anchor distT="0" distB="0" distL="114300" distR="114300" simplePos="0" relativeHeight="251661312" behindDoc="0" locked="0" layoutInCell="1" allowOverlap="1" wp14:anchorId="51CDEDF4" wp14:editId="642E7FF5">
+                      <wp:simplePos x="0" y="0"/>
+                      <wp:positionH relativeFrom="column">
+                        <wp:posOffset>696595</wp:posOffset>
+                      </wp:positionH>
+                      <wp:positionV relativeFrom="paragraph">
+                        <wp:posOffset>193675</wp:posOffset>
+                      </wp:positionV>
+                      <wp:extent cx="1981200" cy="0"/>
+                      <wp:effectExtent l="0" t="0" r="19050" b="19050"/>
+                      <wp:wrapNone/>
+                      <wp:docPr id="1903682397" name="Straight Connector 1903682397"/>
+                      <wp:cNvGraphicFramePr/>
+                      <a:graphic xmlns:a="http://schemas.openxmlformats.org/drawingml/2006/main">
+                        <a:graphicData uri="http://schemas.microsoft.com/office/word/2010/wordprocessingShape">
+                          <wps:wsp>
+                            <wps:cNvCnPr/>
+                            <wps:spPr>
+                              <a:xfrm>
+                                <a:off x="0" y="0"/>
+                                <a:ext cx="1981200" cy="0"/>
+                              </a:xfrm>
+                              <a:prstGeom prst="line">
+                                <a:avLst/>
+                              </a:prstGeom>
+                            </wps:spPr>
+                            <wps:style>
+                              <a:lnRef idx="1">
+                                <a:schemeClr val="dk1"/>
+                              </a:lnRef>
+                              <a:fillRef idx="0">
+                                <a:schemeClr val="dk1"/>
+                              </a:fillRef>
+                              <a:effectRef idx="0">
+                                <a:schemeClr val="dk1"/>
+                              </a:effectRef>
+                              <a:fontRef idx="minor">
+                                <a:schemeClr val="tx1"/>
+                              </a:fontRef>
+                            </wps:style>
+                            <wps:bodyPr/>
+                          </wps:wsp>
+                        </a:graphicData>
+                      </a:graphic>
+                    </wp:anchor>
+                  </w:drawing>
+                </mc:Choice>
+                <mc:Fallback>
+                  <w:pict>
+                    <v:line w14:anchorId="4431B44B" id="Straight Connector 1903682397" o:spid="_x0000_s1026" style="position:absolute;z-index:251661312;visibility:visible;mso-wrap-style:square;mso-wrap-distance-left:9pt;mso-wrap-distance-top:0;mso-wrap-distance-right:9pt;mso-wrap-distance-bottom:0;mso-position-horizontal:absolute;mso-position-horizontal-relative:text;mso-position-vertical:absolute;mso-position-vertical-relative:text" from="54.85pt,15.25pt" to="210.85pt,15.25pt" o:gfxdata="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" strokecolor="black [3200]" strokeweight=".5pt">
+                      <v:stroke joinstyle="miter"/>
+                    </v:line>
+                  </w:pict>
+                </mc:Fallback>
+              </mc:AlternateContent>
+            </w:r>
+            <w:r>
+              <w:rPr>
+                <w:b/>
+                <w:bCs/>
+                <w:color w:val="000000" w:themeColor="text1"/>
+                <w:sz w:val="26"/>
+                <w:szCs w:val="26"/>
+              </w:rPr>
+              <w:t>Độc lập - Tự do - Hạnh phúc</w:t>
+            </w:r>
+          </w:p>
+        </w:tc>
+      </w:tr>
+    </w:tbl>
+    <w:p>
+      <w:pPr>
+        <w:shd w:val="clear" w:color="auto" w:fill="FFFFFF" w:themeFill="background1"/>
+        <w:spacing w:before="240" w:after="0" w:line="360" w:lineRule="auto"/>
+        <w:jc w:val="center"/>
+        <w:rPr>
+          <w:b/>
+          <w:color w:val="000000" w:themeColor="text1"/>
+          <w:sz w:val="26"/>
+          <w:szCs w:val="26"/>
+          <w:lang w:val="vi-VN"/>
+        </w:rPr>
+      </w:pPr>
+      <w:r>
+        <w:rPr>
+          <w:b/>
+          <w:noProof/>
+          <w:color w:val="000000" w:themeColor="text1"/>
+          <w:sz w:val="26"/>
+          <w:szCs w:val="26"/>
+        </w:rPr>
+        <mc:AlternateContent>
+          <mc:Choice Requires="wps">
+            <w:drawing>
+              <wp:anchor distT="0" distB="0" distL="114300" distR="114300" simplePos="0" relativeHeight="251660288" behindDoc="0" locked="0" layoutInCell="1" allowOverlap="1" wp14:anchorId="66EFBD6F" wp14:editId="16432697">
+                <wp:simplePos x="0" y="0"/>
+                <wp:positionH relativeFrom="column">
+                  <wp:posOffset>348615</wp:posOffset>
+                </wp:positionH>
+                <wp:positionV relativeFrom="paragraph">
+                  <wp:posOffset>24130</wp:posOffset>
+                </wp:positionV>
+                <wp:extent cx="1133475" cy="0"/>
+                <wp:effectExtent l="0" t="0" r="9525" b="19050"/>
+                <wp:wrapNone/>
+                <wp:docPr id="23" name="Straight Connector 23"/>
+                <wp:cNvGraphicFramePr/>
+                <a:graphic xmlns:a="http://schemas.openxmlformats.org/drawingml/2006/main">
+                  <a:graphicData uri="http://schemas.microsoft.com/office/word/2010/wordprocessingShape">
+                    <wps:wsp>
+                      <wps:cNvCnPr/>
+                      <wps:spPr>
+                        <a:xfrm>
+                          <a:off x="0" y="0"/>
+                          <a:ext cx="1133475" cy="0"/>
+                        </a:xfrm>
+                        <a:prstGeom prst="line">
+                          <a:avLst/>
+                        </a:prstGeom>
+                      </wps:spPr>
+                      <wps:style>
+                        <a:lnRef idx="1">
+                          <a:schemeClr val="dk1"/>
+                        </a:lnRef>
+                        <a:fillRef idx="0">
+                          <a:schemeClr val="dk1"/>
+                        </a:fillRef>
+                        <a:effectRef idx="0">
+                          <a:schemeClr val="dk1"/>
+                        </a:effectRef>
+                        <a:fontRef idx="minor">
+                          <a:schemeClr val="tx1"/>
+                        </a:fontRef>
+                      </wps:style>
+                      <wps:bodyPr/>
+                    </wps:wsp>
+                  </a:graphicData>
+                </a:graphic>
+                <wp14:sizeRelH relativeFrom="margin">
+                  <wp14:pctWidth>0</wp14:pctWidth>
+                </wp14:sizeRelH>
+              </wp:anchor>
+            </w:drawing>
+          </mc:Choice>
+          <mc:Fallback>
+            <w:pict>
+              <v:line w14:anchorId="5F5E6A0C" id="Straight Connector 23" o:spid="_x0000_s1026" style="position:absolute;z-index:251660288;visibility:visible;mso-wrap-style:square;mso-width-percent:0;mso-wrap-distance-left:9pt;mso-wrap-distance-top:0;mso-wrap-distance-right:9pt;mso-wrap-distance-bottom:0;mso-position-horizontal:absolute;mso-position-horizontal-relative:text;mso-position-vertical:absolute;mso-position-vertical-relative:text;mso-width-percent:0;mso-width-relative:margin" from="27.45pt,1.9pt" to="116.7pt,1.9pt" o:gfxdata="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" strokecolor="black [3200]" strokeweight=".5pt">
+                <v:stroke joinstyle="miter"/>
+              </v:line>
+            </w:pict>
+          </mc:Fallback>
+        </mc:AlternateContent>
+      </w:r>
+      <w:r>
+        <w:rPr>
+          <w:b/>
+          <w:color w:val="000000" w:themeColor="text1"/>
+          <w:sz w:val="26"/>
+          <w:szCs w:val="26"/>
+          <w:lang w:val="vi-VN"/>
+        </w:rPr>
+        <w:t xml:space="preserve">BÁO CÁO </w:t>
+      </w:r>
+    </w:p>
+    <w:p>
+      <w:pPr>
+        <w:shd w:val="clear" w:color="auto" w:fill="FFFFFF" w:themeFill="background1"/>
+        <w:spacing w:after="0" w:line="300" w:lineRule="auto"/>
+        <w:jc w:val="center"/>
+        <w:rPr>
+          <w:b/>
+          <w:color w:val="000000" w:themeColor="text1"/>
+          <w:sz w:val="26"/>
+          <w:szCs w:val="26"/>
+          <w:lang w:val="vi-VN"/>
+        </w:rPr>
+      </w:pPr>
+      <w:r>
+        <w:rPr>
+          <w:b/>
+          <w:color w:val="000000" w:themeColor="text1"/>
+          <w:sz w:val="26"/>
+          <w:szCs w:val="26"/>
+          <w:lang w:val="vi-VN"/>
+        </w:rPr>
+        <w:t>Dành cho học viên các lớp Đào tạo liên tục</w:t>
+      </w:r>
+      <w:r>
+        <w:rPr>
+          <w:b/>
+          <w:color w:val="000000" w:themeColor="text1"/>
+          <w:sz w:val="26"/>
+          <w:szCs w:val="26"/>
+        </w:rPr>
+        <w:t>,</w:t>
+      </w:r>
+      <w:r>
+        <w:rPr>
+          <w:b/>
+          <w:color w:val="000000" w:themeColor="text1"/>
+          <w:sz w:val="26"/>
+          <w:szCs w:val="26"/>
+          <w:lang w:val="vi-VN"/>
+        </w:rPr>
+        <w:t xml:space="preserve"> </w:t>
+      </w:r>
+    </w:p>
+    <w:p>
+      <w:pPr>
+        <w:shd w:val="clear" w:color="auto" w:fill="FFFFFF" w:themeFill="background1"/>
+        <w:spacing w:after="0" w:line="300" w:lineRule="auto"/>
+        <w:jc w:val="center"/>
+        <w:rPr>
+          <w:b/>
+          <w:color w:val="000000" w:themeColor="text1"/>
+          <w:sz w:val="26"/>
+          <w:szCs w:val="26"/>
+          <w:lang w:val="vi-VN"/>
+        </w:rPr>
+      </w:pPr>
+      <w:r>
+        <w:rPr>
+          <w:b/>
+          <w:noProof/>
+          <w:color w:val="000000" w:themeColor="text1"/>
+          <w:sz w:val="26"/>
+          <w:szCs w:val="26"/>
+        </w:rPr>
+        <mc:AlternateContent>
+          <mc:Choice Requires="wps">
+            <w:drawing>
+              <wp:anchor distT="0" distB="0" distL="114300" distR="114300" simplePos="0" relativeHeight="251662336" behindDoc="0" locked="0" layoutInCell="1" allowOverlap="1" wp14:anchorId="292C2B79" wp14:editId="1E8C98C6">
+                <wp:simplePos x="0" y="0"/>
+                <wp:positionH relativeFrom="column">
+                  <wp:posOffset>1577340</wp:posOffset>
+                </wp:positionH>
+                <wp:positionV relativeFrom="paragraph">
+                  <wp:posOffset>216535</wp:posOffset>
+                </wp:positionV>
+                <wp:extent cx="2533650" cy="0"/>
+                <wp:effectExtent l="0" t="0" r="19050" b="19050"/>
+                <wp:wrapNone/>
+                <wp:docPr id="1903682398" name="Straight Connector 1903682398"/>
+                <wp:cNvGraphicFramePr/>
+                <a:graphic xmlns:a="http://schemas.openxmlformats.org/drawingml/2006/main">
+                  <a:graphicData uri="http://schemas.microsoft.com/office/word/2010/wordprocessingShape">
+                    <wps:wsp>
+                      <wps:cNvCnPr/>
+                      <wps:spPr>
+                        <a:xfrm>
+                          <a:off x="0" y="0"/>
+                          <a:ext cx="2533650" cy="0"/>
+                        </a:xfrm>
+                        <a:prstGeom prst="line">
+                          <a:avLst/>
+                        </a:prstGeom>
+                      </wps:spPr>
+                      <wps:style>
+                        <a:lnRef idx="1">
+                          <a:schemeClr val="accent1"/>
+                        </a:lnRef>
+                        <a:fillRef idx="0">
+                          <a:schemeClr val="accent1"/>
+                        </a:fillRef>
+                        <a:effectRef idx="0">
+                          <a:schemeClr val="accent1"/>
+                        </a:effectRef>
+                        <a:fontRef idx="minor">
+                          <a:schemeClr val="tx1"/>
+                        </a:fontRef>
+                      </wps:style>
+                      <wps:bodyPr/>
+                    </wps:wsp>
+                  </a:graphicData>
+                </a:graphic>
+              </wp:anchor>
+            </w:drawing>
+          </mc:Choice>
+          <mc:Fallback>
+            <w:pict>
+              <v:line w14:anchorId="6F970843" id="Straight Connector 1903682398" o:spid="_x0000_s1026" style="position:absolute;z-index:251662336;visibility:visible;mso-wrap-style:square;mso-wrap-distance-left:9pt;mso-wrap-distance-top:0;mso-wrap-distance-right:9pt;mso-wrap-distance-bottom:0;mso-position-horizontal:absolute;mso-position-horizontal-relative:text;mso-position-vertical:absolute;mso-position-vertical-relative:text" from="124.2pt,17.05pt" to="323.7pt,17.05pt" o:gfxdata="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" strokecolor="#156082 [3204]" strokeweight=".5pt">
+                <v:stroke joinstyle="miter"/>
+              </v:line>
+            </w:pict>
+          </mc:Fallback>
+        </mc:AlternateContent>
+      </w:r>
+      <w:r>
+        <w:rPr>
+          <w:b/>
+          <w:color w:val="000000" w:themeColor="text1"/>
+          <w:sz w:val="26"/>
+          <w:szCs w:val="26"/>
+        </w:rPr>
+        <w:t>d</w:t>
+      </w:r>
+      <w:r>
+        <w:rPr>
+          <w:b/>
+          <w:color w:val="000000" w:themeColor="text1"/>
+          <w:sz w:val="26"/>
+          <w:szCs w:val="26"/>
+          <w:lang w:val="vi-VN"/>
+        </w:rPr>
+        <w:t xml:space="preserve">o Trung tâm Đào tạo </w:t>
+      </w:r>
+      <w:r>
+        <w:rPr>
+          <w:b/>
+          <w:color w:val="000000" w:themeColor="text1"/>
+          <w:sz w:val="26"/>
+          <w:szCs w:val="26"/>
+        </w:rPr>
+        <w:t>và</w:t>
+      </w:r>
+      <w:r>
+        <w:rPr>
+          <w:b/>
+          <w:color w:val="000000" w:themeColor="text1"/>
+          <w:sz w:val="26"/>
+          <w:szCs w:val="26"/>
+          <w:lang w:val="vi-VN"/>
+        </w:rPr>
+        <w:t xml:space="preserve"> Hợp tác quốc tế quản lý </w:t>
+      </w:r>
+    </w:p>
+    <w:p>
+      <w:pPr>
+        <w:shd w:val="clear" w:color="auto" w:fill="FFFFFF" w:themeFill="background1"/>
+        <w:spacing w:after="0" w:line="300" w:lineRule="auto"/>
+        <w:jc w:val="center"/>
+        <w:rPr>
+          <w:b/>
+          <w:color w:val="000000" w:themeColor="text1"/>
+          <w:lang w:val="vi-VN"/>
+        </w:rPr>
+      </w:pPr>
+    </w:p>
+    <w:p>
+      <w:pPr>
+        <w:shd w:val="clear" w:color="auto" w:fill="FFFFFF" w:themeFill="background1"/>
+        <w:spacing w:after="0"/>
+        <w:rPr>
+          <w:b/>
+          <w:color w:val="000000" w:themeColor="text1"/>
+          <w:sz w:val="26"/>
+          <w:szCs w:val="26"/>
+        </w:rPr>
+      </w:pPr>
+      <w:r>
+        <w:rPr>
+          <w:b/>
+          <w:color w:val="000000" w:themeColor="text1"/>
+          <w:sz w:val="26"/>
+          <w:szCs w:val="26"/>
+          <w:lang w:val="vi-VN"/>
+        </w:rPr>
+        <w:t>Tên khóa đào tạo:</w:t>
+      </w:r>
+      <w:r>
+        <w:rPr>
+          <w:b/>
+          <w:color w:val="000000" w:themeColor="text1"/>
+          <w:sz w:val="26"/>
+          <w:szCs w:val="26"/>
+        </w:rPr>
+        <w:t>[[]]</w:t>
+      </w:r>
+    </w:p>
+    <w:p>
+      <w:pPr>
+        <w:shd w:val="clear" w:color="auto" w:fill="FFFFFF" w:themeFill="background1"/>
+        <w:spacing w:after="0"/>
+        <w:rPr>
+          <w:b/>
+          <w:color w:val="000000" w:themeColor="text1"/>
+          <w:sz w:val="26"/>
+          <w:szCs w:val="26"/>
+        </w:rPr>
+      </w:pPr>
+      <w:r>
+        <w:rPr>
+          <w:b/>
+          <w:color w:val="000000" w:themeColor="text1"/>
+          <w:sz w:val="26"/>
+          <w:szCs w:val="26"/>
+          <w:lang w:val="vi-VN"/>
+        </w:rPr>
+        <w:t xml:space="preserve">Nhóm : </w:t>
+      </w:r>
+      <w:r>
+        <w:rPr>
+          <w:b/>
+          <w:color w:val="000000" w:themeColor="text1"/>
+          <w:sz w:val="26"/>
+          <w:szCs w:val="26"/>
+        </w:rPr>
+        <w:t>[[]]</w:t>
+      </w:r>
+    </w:p>
+    <w:p>
+      <w:pPr>
+        <w:shd w:val="clear" w:color="auto" w:fill="FFFFFF" w:themeFill="background1"/>
+        <w:spacing w:after="0"/>
+        <w:rPr>
+          <w:color w:val="000000" w:themeColor="text1"/>
+          <w:sz w:val="26"/>
+          <w:szCs w:val="26"/>
+        </w:rPr>
+      </w:pPr>
+      <w:r>
+        <w:rPr>
+          <w:b/>
+          <w:color w:val="000000" w:themeColor="text1"/>
+          <w:sz w:val="26"/>
+          <w:szCs w:val="26"/>
+          <w:lang w:val="vi-VN"/>
+        </w:rPr>
+        <w:t>Ngày trực :</w:t>
+      </w:r>
+      <w:r>
+        <w:rPr>
+          <w:b/>
+          <w:bCs/>
+          <w:color w:val="000000" w:themeColor="text1"/>
+          <w:sz w:val="26"/>
+          <w:szCs w:val="26"/>
+        </w:rPr>
+        <w:t>[[]]</w:t>
+      </w:r>
+    </w:p>
+    <w:p>
+      <w:pPr>
+        <w:shd w:val="clear" w:color="auto" w:fill="FFFFFF" w:themeFill="background1"/>
+        <w:spacing w:after="0" w:line="300" w:lineRule="auto"/>
+        <w:rPr>
+          <w:b/>
+          <w:color w:val="000000" w:themeColor="text1"/>
+          <w:sz w:val="26"/>
+          <w:szCs w:val="26"/>
+        </w:rPr>
+      </w:pPr>
+      <w:r>
+        <w:rPr>
+          <w:b/>
+          <w:color w:val="000000" w:themeColor="text1"/>
+          <w:sz w:val="26"/>
+          <w:szCs w:val="26"/>
+          <w:lang w:val="vi-VN"/>
+        </w:rPr>
+        <w:t xml:space="preserve">Họ và tên nhóm trưởng: </w:t>
+      </w:r>
+      <w:r>
+        <w:rPr>
+          <w:b/>
+          <w:color w:val="000000" w:themeColor="text1"/>
+          <w:sz w:val="26"/>
+          <w:szCs w:val="26"/>
+        </w:rPr>
+        <w:t>[[]]</w:t>
+      </w:r>
+    </w:p>
+    <w:p>
+      <w:pPr>
+        <w:shd w:val="clear" w:color="auto" w:fill="FFFFFF" w:themeFill="background1"/>
+        <w:spacing w:after="0" w:line="300" w:lineRule="auto"/>
+        <w:jc w:val="center"/>
+        <w:rPr>
+          <w:b/>
+          <w:color w:val="000000" w:themeColor="text1"/>
+          <w:sz w:val="6"/>
+          <w:szCs w:val="6"/>
+          <w:lang w:val="vi-VN"/>
+        </w:rPr>
+      </w:pPr>
+    </w:p>
+    <w:tbl>
+      <w:tblPr>
+        <w:tblStyle w:val="TableGrid"/>
+        <w:tblW w:w="9882" w:type="dxa"/>
+        <w:jc w:val="center"/>
+        <w:tblLook w:val="04A0" w:firstRow="1" w:lastRow="0" w:firstColumn="1" w:lastColumn="0" w:noHBand="0" w:noVBand="1"/>
+      </w:tblPr>
+      <w:tblGrid>
+        <w:gridCol w:w="747"/>
+        <w:gridCol w:w="2655"/>
+        <w:gridCol w:w="1170"/>
+        <w:gridCol w:w="1077"/>
+        <w:gridCol w:w="992"/>
+        <w:gridCol w:w="3241"/>
+      </w:tblGrid>
+      <w:tr>
+        <w:trPr>
+          <w:trHeight w:val="599"/>
+          <w:jc w:val="center"/>
+        </w:trPr>
+        <w:tc>
+          <w:tcPr>
+            <w:tcW w:w="747" w:type="dxa"/>
+            <w:vMerge w:val="restart"/>
+            <w:vAlign w:val="center"/>
+          </w:tcPr>
+          <w:p>
+            <w:pPr>
+              <w:shd w:val="clear" w:color="auto" w:fill="FFFFFF" w:themeFill="background1"/>
+              <w:jc w:val="center"/>
+              <w:rPr>
+                <w:b/>
+                <w:color w:val="000000" w:themeColor="text1"/>
+                <w:sz w:val="26"/>
+                <w:szCs w:val="26"/>
+              </w:rPr>
+            </w:pPr>
+            <w:r>
+              <w:rPr>
+                <w:b/>
+                <w:color w:val="000000" w:themeColor="text1"/>
+                <w:sz w:val="26"/>
+                <w:szCs w:val="26"/>
+              </w:rPr>
+              <w:t>STT</w:t>
+            </w:r>
+          </w:p>
+        </w:tc>
+        <w:tc>
+          <w:tcPr>
+            <w:tcW w:w="2655" w:type="dxa"/>
+            <w:vMerge w:val="restart"/>
+            <w:vAlign w:val="center"/>
+          </w:tcPr>
+          <w:p>
+            <w:pPr>
+              <w:shd w:val="clear" w:color="auto" w:fill="FFFFFF" w:themeFill="background1"/>
+              <w:jc w:val="center"/>
+              <w:rPr>
+                <w:b/>
+                <w:color w:val="000000" w:themeColor="text1"/>
+                <w:sz w:val="26"/>
+                <w:szCs w:val="26"/>
+              </w:rPr>
+            </w:pPr>
+            <w:r>
+              <w:rPr>
+                <w:b/>
+                <w:color w:val="000000" w:themeColor="text1"/>
+                <w:sz w:val="26"/>
+                <w:szCs w:val="26"/>
+              </w:rPr>
+              <w:t>Họ và tên</w:t>
+            </w:r>
+          </w:p>
+        </w:tc>
+        <w:tc>
+          <w:tcPr>
+            <w:tcW w:w="3239" w:type="dxa"/>
+            <w:gridSpan w:val="3"/>
+            <w:vAlign w:val="center"/>
+          </w:tcPr>
+          <w:p>
+            <w:pPr>
+              <w:shd w:val="clear" w:color="auto" w:fill="FFFFFF" w:themeFill="background1"/>
+              <w:jc w:val="center"/>
+              <w:rPr>
+                <w:b/>
+                <w:color w:val="000000" w:themeColor="text1"/>
+                <w:sz w:val="26"/>
+                <w:szCs w:val="26"/>
+                <w:lang w:val="fr-FR"/>
+              </w:rPr>
+            </w:pPr>
+            <w:r>
+              <w:rPr>
+                <w:b/>
+                <w:color w:val="000000" w:themeColor="text1"/>
+                <w:sz w:val="26"/>
+                <w:szCs w:val="26"/>
+              </w:rPr>
+              <w:t>Số ca PT và vai trò</w:t>
+            </w:r>
+          </w:p>
+        </w:tc>
+        <w:tc>
+          <w:tcPr>
+            <w:tcW w:w="3241" w:type="dxa"/>
+            <w:vMerge w:val="restart"/>
+          </w:tcPr>
+          <w:p>
+            <w:pPr>
+              <w:shd w:val="clear" w:color="auto" w:fill="FFFFFF" w:themeFill="background1"/>
+              <w:jc w:val="center"/>
+              <w:rPr>
+                <w:b/>
+                <w:color w:val="000000" w:themeColor="text1"/>
+                <w:sz w:val="26"/>
+                <w:szCs w:val="26"/>
+              </w:rPr>
+            </w:pPr>
+            <w:r>
+              <w:rPr>
+                <w:b/>
+                <w:color w:val="000000" w:themeColor="text1"/>
+                <w:sz w:val="26"/>
+                <w:szCs w:val="26"/>
+              </w:rPr>
+              <w:t>Ghi chú</w:t>
+            </w:r>
+          </w:p>
+          <w:p>
+            <w:pPr>
+              <w:shd w:val="clear" w:color="auto" w:fill="FFFFFF" w:themeFill="background1"/>
+              <w:jc w:val="center"/>
+              <w:rPr>
+                <w:color w:val="000000" w:themeColor="text1"/>
+                <w:sz w:val="26"/>
+                <w:szCs w:val="26"/>
+              </w:rPr>
+            </w:pPr>
+            <w:r>
+              <w:rPr>
+                <w:color w:val="000000" w:themeColor="text1"/>
+                <w:sz w:val="26"/>
+                <w:szCs w:val="26"/>
+              </w:rPr>
+              <w:t xml:space="preserve"> (Các công việc khác được giao hoặc những ghi chú về những thay đổi của buổi trực: nghỉ trực, đổi trực...)</w:t>
+            </w:r>
+          </w:p>
+        </w:tc>
+      </w:tr>
+      <w:tr>
+        <w:trPr>
+          <w:trHeight w:val="1058"/>
+          <w:jc w:val="center"/>
+        </w:trPr>
+        <w:tc>
+          <w:tcPr>
+            <w:tcW w:w="747" w:type="dxa"/>
+            <w:vMerge/>
+            <w:vAlign w:val="center"/>
+          </w:tcPr>
+          <w:p>
+            <w:pPr>
+              <w:shd w:val="clear" w:color="auto" w:fill="FFFFFF" w:themeFill="background1"/>
+              <w:jc w:val="center"/>
+              <w:rPr>
+                <w:color w:val="000000" w:themeColor="text1"/>
+                <w:sz w:val="26"/>
+                <w:szCs w:val="26"/>
+              </w:rPr>
+            </w:pPr>
+          </w:p>
+        </w:tc>
+        <w:tc>
+          <w:tcPr>
+            <w:tcW w:w="2655" w:type="dxa"/>
+            <w:vMerge/>
+            <w:vAlign w:val="center"/>
+          </w:tcPr>
+          <w:p>
+            <w:pPr>
+              <w:shd w:val="clear" w:color="auto" w:fill="FFFFFF" w:themeFill="background1"/>
+              <w:jc w:val="center"/>
+              <w:rPr>
+                <w:color w:val="000000" w:themeColor="text1"/>
+                <w:sz w:val="26"/>
+                <w:szCs w:val="26"/>
+              </w:rPr>
+            </w:pPr>
+          </w:p>
+        </w:tc>
+        <w:tc>
+          <w:tcPr>
+            <w:tcW w:w="1170" w:type="dxa"/>
+            <w:vAlign w:val="center"/>
+          </w:tcPr>
+          <w:p>
+            <w:pPr>
+              <w:shd w:val="clear" w:color="auto" w:fill="FFFFFF" w:themeFill="background1"/>
+              <w:jc w:val="center"/>
+              <w:rPr>
+                <w:color w:val="000000" w:themeColor="text1"/>
+                <w:sz w:val="26"/>
+                <w:szCs w:val="26"/>
+              </w:rPr>
+            </w:pPr>
+            <w:r>
+              <w:rPr>
+                <w:color w:val="000000" w:themeColor="text1"/>
+                <w:sz w:val="26"/>
+                <w:szCs w:val="26"/>
+              </w:rPr>
+              <w:t>PT chính</w:t>
+            </w:r>
+          </w:p>
+        </w:tc>
+        <w:tc>
+          <w:tcPr>
+            <w:tcW w:w="1077" w:type="dxa"/>
+            <w:vAlign w:val="center"/>
+          </w:tcPr>
+          <w:p>
+            <w:pPr>
+              <w:shd w:val="clear" w:color="auto" w:fill="FFFFFF" w:themeFill="background1"/>
+              <w:jc w:val="center"/>
+              <w:rPr>
+                <w:color w:val="000000" w:themeColor="text1"/>
+                <w:sz w:val="26"/>
+                <w:szCs w:val="26"/>
+              </w:rPr>
+            </w:pPr>
+            <w:r>
+              <w:rPr>
+                <w:color w:val="000000" w:themeColor="text1"/>
+                <w:sz w:val="26"/>
+                <w:szCs w:val="26"/>
+              </w:rPr>
+              <w:t>Phụ 1</w:t>
+            </w:r>
+          </w:p>
+        </w:tc>
+        <w:tc>
+          <w:tcPr>
+            <w:tcW w:w="992" w:type="dxa"/>
+            <w:vAlign w:val="center"/>
+          </w:tcPr>
+          <w:p>
+            <w:pPr>
+              <w:shd w:val="clear" w:color="auto" w:fill="FFFFFF" w:themeFill="background1"/>
+              <w:jc w:val="center"/>
+              <w:rPr>
+                <w:color w:val="000000" w:themeColor="text1"/>
+                <w:sz w:val="26"/>
+                <w:szCs w:val="26"/>
+              </w:rPr>
+            </w:pPr>
+            <w:r>
+              <w:rPr>
+                <w:color w:val="000000" w:themeColor="text1"/>
+                <w:sz w:val="26"/>
+                <w:szCs w:val="26"/>
+              </w:rPr>
+              <w:t>Phụ 2</w:t>
+            </w:r>
+          </w:p>
+        </w:tc>
+        <w:tc>
+          <w:tcPr>
+            <w:tcW w:w="3241" w:type="dxa"/>
+            <w:vMerge/>
+          </w:tcPr>
+          <w:p>
+            <w:pPr>
+              <w:shd w:val="clear" w:color="auto" w:fill="FFFFFF" w:themeFill="background1"/>
+              <w:rPr>
+                <w:color w:val="000000" w:themeColor="text1"/>
+                <w:sz w:val="26"/>
+                <w:szCs w:val="26"/>
+              </w:rPr>
+            </w:pPr>
+          </w:p>
+        </w:tc>
+      </w:tr>
+      <w:tr>
+        <w:trPr>
+          <w:jc w:val="center"/>
+        </w:trPr>
+        <w:tc>
+          <w:tcPr>
+            <w:tcW w:w="747" w:type="dxa"/>
+          </w:tcPr>
+          <w:p>
+            <w:pPr>
+              <w:pStyle w:val="ListParagraph"/>
+              <w:numPr>
+                <w:ilvl w:val="0"/>
+                <w:numId w:val="1"/>
+              </w:numPr>
+              <w:shd w:val="clear" w:color="auto" w:fill="FFFFFF" w:themeFill="background1"/>
+              <w:jc w:val="center"/>
+              <w:rPr>
+                <w:color w:val="000000" w:themeColor="text1"/>
+                <w:sz w:val="26"/>
+                <w:szCs w:val="26"/>
+              </w:rPr>
+            </w:pPr>
+          </w:p>
+        </w:tc>
+        <w:tc>
+          <w:tcPr>
+            <w:tcW w:w="2655" w:type="dxa"/>
+          </w:tcPr>
+          <w:p>
+            <w:pPr>
+              <w:shd w:val="clear" w:color="auto" w:fill="FFFFFF" w:themeFill="background1"/>
+              <w:rPr>
+                <w:color w:val="000000" w:themeColor="text1"/>
+                <w:sz w:val="26"/>
+                <w:szCs w:val="26"/>
+              </w:rPr>
+            </w:pPr>
+          </w:p>
+        </w:tc>
+        <w:tc>
+          <w:tcPr>
+            <w:tcW w:w="1170" w:type="dxa"/>
+          </w:tcPr>
+          <w:p>
+            <w:pPr>
+              <w:shd w:val="clear" w:color="auto" w:fill="FFFFFF" w:themeFill="background1"/>
+              <w:rPr>
+                <w:color w:val="000000" w:themeColor="text1"/>
+                <w:sz w:val="26"/>
+                <w:szCs w:val="26"/>
+              </w:rPr>
+            </w:pPr>
+          </w:p>
+        </w:tc>
+        <w:tc>
+          <w:tcPr>
+            <w:tcW w:w="1077" w:type="dxa"/>
+          </w:tcPr>
+          <w:p>
+            <w:pPr>
+              <w:shd w:val="clear" w:color="auto" w:fill="FFFFFF" w:themeFill="background1"/>
+              <w:rPr>
+                <w:color w:val="000000" w:themeColor="text1"/>
+                <w:sz w:val="26"/>
+                <w:szCs w:val="26"/>
+              </w:rPr>
+            </w:pPr>
+          </w:p>
+        </w:tc>
+        <w:tc>
+          <w:tcPr>
+            <w:tcW w:w="992" w:type="dxa"/>
+          </w:tcPr>
+          <w:p>
+            <w:pPr>
+              <w:shd w:val="clear" w:color="auto" w:fill="FFFFFF" w:themeFill="background1"/>
+              <w:rPr>
+                <w:color w:val="000000" w:themeColor="text1"/>
+                <w:sz w:val="26"/>
+                <w:szCs w:val="26"/>
+              </w:rPr>
+            </w:pPr>
+          </w:p>
+        </w:tc>
+        <w:tc>
+          <w:tcPr>
+            <w:tcW w:w="3241" w:type="dxa"/>
+          </w:tcPr>
+          <w:p>
+            <w:pPr>
+              <w:shd w:val="clear" w:color="auto" w:fill="FFFFFF" w:themeFill="background1"/>
+              <w:rPr>
+                <w:color w:val="000000" w:themeColor="text1"/>
+                <w:sz w:val="26"/>
+                <w:szCs w:val="26"/>
+              </w:rPr>
+            </w:pPr>
+          </w:p>
+        </w:tc>
+      </w:tr>
+      <w:tr>
+        <w:trPr>
+          <w:jc w:val="center"/>
+        </w:trPr>
+        <w:tc>
+          <w:tcPr>
+            <w:tcW w:w="747" w:type="dxa"/>
+          </w:tcPr>
+          <w:p>
+            <w:pPr>
+              <w:pStyle w:val="ListParagraph"/>
+              <w:numPr>
+                <w:ilvl w:val="0"/>
+                <w:numId w:val="1"/>
+              </w:numPr>
+              <w:shd w:val="clear" w:color="auto" w:fill="FFFFFF" w:themeFill="background1"/>
+              <w:jc w:val="center"/>
+              <w:rPr>
+                <w:color w:val="000000" w:themeColor="text1"/>
+                <w:sz w:val="26"/>
+                <w:szCs w:val="26"/>
+              </w:rPr>
+            </w:pPr>
+          </w:p>
+        </w:tc>
+        <w:tc>
+          <w:tcPr>
+            <w:tcW w:w="2655" w:type="dxa"/>
+          </w:tcPr>
+          <w:p>
+            <w:pPr>
+              <w:shd w:val="clear" w:color="auto" w:fill="FFFFFF" w:themeFill="background1"/>
+              <w:rPr>
+                <w:color w:val="000000" w:themeColor="text1"/>
+                <w:sz w:val="26"/>
+                <w:szCs w:val="26"/>
+              </w:rPr>
+            </w:pPr>
+          </w:p>
+        </w:tc>
+        <w:tc>
+          <w:tcPr>
+            <w:tcW w:w="1170" w:type="dxa"/>
+          </w:tcPr>
+          <w:p>
+            <w:pPr>
+              <w:shd w:val="clear" w:color="auto" w:fill="FFFFFF" w:themeFill="background1"/>
+              <w:rPr>
+                <w:color w:val="000000" w:themeColor="text1"/>
+                <w:sz w:val="26"/>
+                <w:szCs w:val="26"/>
+              </w:rPr>
+            </w:pPr>
+          </w:p>
+        </w:tc>
+        <w:tc>
+          <w:tcPr>
+            <w:tcW w:w="1077" w:type="dxa"/>
+          </w:tcPr>
+          <w:p>
+            <w:pPr>
+              <w:shd w:val="clear" w:color="auto" w:fill="FFFFFF" w:themeFill="background1"/>
+              <w:rPr>
+                <w:color w:val="000000" w:themeColor="text1"/>
+                <w:sz w:val="26"/>
+                <w:szCs w:val="26"/>
+              </w:rPr>
+            </w:pPr>
+          </w:p>
+        </w:tc>
+        <w:tc>
+          <w:tcPr>
+            <w:tcW w:w="992" w:type="dxa"/>
+          </w:tcPr>
+          <w:p>
+            <w:pPr>
+              <w:shd w:val="clear" w:color="auto" w:fill="FFFFFF" w:themeFill="background1"/>
+              <w:rPr>
+                <w:color w:val="000000" w:themeColor="text1"/>
+                <w:sz w:val="26"/>
+                <w:szCs w:val="26"/>
+              </w:rPr>
+            </w:pPr>
+          </w:p>
+        </w:tc>
+        <w:tc>
+          <w:tcPr>
+            <w:tcW w:w="3241" w:type="dxa"/>
+          </w:tcPr>
+          <w:p>
+            <w:pPr>
+              <w:shd w:val="clear" w:color="auto" w:fill="FFFFFF" w:themeFill="background1"/>
+              <w:rPr>
+                <w:color w:val="000000" w:themeColor="text1"/>
+                <w:sz w:val="26"/>
+                <w:szCs w:val="26"/>
+              </w:rPr>
+            </w:pPr>
+          </w:p>
+        </w:tc>
+      </w:tr>
+      <w:tr>
+        <w:trPr>
+          <w:jc w:val="center"/>
+        </w:trPr>
+        <w:tc>
+          <w:tcPr>
+            <w:tcW w:w="747" w:type="dxa"/>
+          </w:tcPr>
+          <w:p>
+            <w:pPr>
+              <w:pStyle w:val="ListParagraph"/>
+              <w:numPr>
+                <w:ilvl w:val="0"/>
+                <w:numId w:val="1"/>
+              </w:numPr>
+              <w:shd w:val="clear" w:color="auto" w:fill="FFFFFF" w:themeFill="background1"/>
+              <w:jc w:val="center"/>
+              <w:rPr>
+                <w:color w:val="000000" w:themeColor="text1"/>
+                <w:sz w:val="26"/>
+                <w:szCs w:val="26"/>
+              </w:rPr>
+            </w:pPr>
+          </w:p>
+        </w:tc>
+        <w:tc>
+          <w:tcPr>
+            <w:tcW w:w="2655" w:type="dxa"/>
+          </w:tcPr>
+          <w:p>
+            <w:pPr>
+              <w:shd w:val="clear" w:color="auto" w:fill="FFFFFF" w:themeFill="background1"/>
+              <w:rPr>
+                <w:color w:val="000000" w:themeColor="text1"/>
+                <w:sz w:val="26"/>
+                <w:szCs w:val="26"/>
+              </w:rPr>
+            </w:pPr>
+          </w:p>
+        </w:tc>
+        <w:tc>
+          <w:tcPr>
+            <w:tcW w:w="1170" w:type="dxa"/>
+          </w:tcPr>
+          <w:p>
+            <w:pPr>
+              <w:shd w:val="clear" w:color="auto" w:fill="FFFFFF" w:themeFill="background1"/>
+              <w:rPr>
+                <w:color w:val="000000" w:themeColor="text1"/>
+                <w:sz w:val="26"/>
+                <w:szCs w:val="26"/>
+              </w:rPr>
+            </w:pPr>
+          </w:p>
+        </w:tc>
+        <w:tc>
+          <w:tcPr>
+            <w:tcW w:w="1077" w:type="dxa"/>
+          </w:tcPr>
+          <w:p>
+            <w:pPr>
+              <w:shd w:val="clear" w:color="auto" w:fill="FFFFFF" w:themeFill="background1"/>
+              <w:rPr>
+                <w:color w:val="000000" w:themeColor="text1"/>
+                <w:sz w:val="26"/>
+                <w:szCs w:val="26"/>
+              </w:rPr>
+            </w:pPr>
+          </w:p>
+        </w:tc>
+        <w:tc>
+          <w:tcPr>
+            <w:tcW w:w="992" w:type="dxa"/>
+          </w:tcPr>
+          <w:p>
+            <w:pPr>
+              <w:shd w:val="clear" w:color="auto" w:fill="FFFFFF" w:themeFill="background1"/>
+              <w:rPr>
+                <w:color w:val="000000" w:themeColor="text1"/>
+                <w:sz w:val="26"/>
+                <w:szCs w:val="26"/>
+              </w:rPr>
+            </w:pPr>
+          </w:p>
+        </w:tc>
+        <w:tc>
+          <w:tcPr>
+            <w:tcW w:w="3241" w:type="dxa"/>
+          </w:tcPr>
+          <w:p>
+            <w:pPr>
+              <w:shd w:val="clear" w:color="auto" w:fill="FFFFFF" w:themeFill="background1"/>
+              <w:rPr>
+                <w:color w:val="000000" w:themeColor="text1"/>
+                <w:sz w:val="26"/>
+                <w:szCs w:val="26"/>
+              </w:rPr>
+            </w:pPr>
+          </w:p>
+        </w:tc>
+      </w:tr>
+      <w:tr>
+        <w:trPr>
+          <w:jc w:val="center"/>
+        </w:trPr>
+        <w:tc>
+          <w:tcPr>
+            <w:tcW w:w="747" w:type="dxa"/>
+          </w:tcPr>
+          <w:p>
+            <w:pPr>
+              <w:pStyle w:val="ListParagraph"/>
+              <w:numPr>
+                <w:ilvl w:val="0"/>
+                <w:numId w:val="1"/>
+              </w:numPr>
+              <w:shd w:val="clear" w:color="auto" w:fill="FFFFFF" w:themeFill="background1"/>
+              <w:jc w:val="center"/>
+              <w:rPr>
+                <w:color w:val="000000" w:themeColor="text1"/>
+                <w:sz w:val="26"/>
+                <w:szCs w:val="26"/>
+              </w:rPr>
+            </w:pPr>
+          </w:p>
+        </w:tc>
+        <w:tc>
+          <w:tcPr>
+            <w:tcW w:w="2655" w:type="dxa"/>
+          </w:tcPr>
+          <w:p>
+            <w:pPr>
+              <w:shd w:val="clear" w:color="auto" w:fill="FFFFFF" w:themeFill="background1"/>
+              <w:rPr>
+                <w:color w:val="000000" w:themeColor="text1"/>
+                <w:sz w:val="26"/>
+                <w:szCs w:val="26"/>
+              </w:rPr>
+            </w:pPr>
+          </w:p>
+        </w:tc>
+        <w:tc>
+          <w:tcPr>
+            <w:tcW w:w="1170" w:type="dxa"/>
+          </w:tcPr>
+          <w:p>
+            <w:pPr>
+              <w:shd w:val="clear" w:color="auto" w:fill="FFFFFF" w:themeFill="background1"/>
+              <w:rPr>
+                <w:color w:val="000000" w:themeColor="text1"/>
+                <w:sz w:val="26"/>
+                <w:szCs w:val="26"/>
+              </w:rPr>
+            </w:pPr>
+          </w:p>
+        </w:tc>
+        <w:tc>
+          <w:tcPr>
+            <w:tcW w:w="1077" w:type="dxa"/>
+          </w:tcPr>
+          <w:p>
+            <w:pPr>
+              <w:shd w:val="clear" w:color="auto" w:fill="FFFFFF" w:themeFill="background1"/>
+              <w:rPr>
+                <w:color w:val="000000" w:themeColor="text1"/>
+                <w:sz w:val="26"/>
+                <w:szCs w:val="26"/>
+              </w:rPr>
+            </w:pPr>
+          </w:p>
+        </w:tc>
+        <w:tc>
+          <w:tcPr>
+            <w:tcW w:w="992" w:type="dxa"/>
+          </w:tcPr>
+          <w:p>
+            <w:pPr>
+              <w:shd w:val="clear" w:color="auto" w:fill="FFFFFF" w:themeFill="background1"/>
+              <w:rPr>
+                <w:color w:val="000000" w:themeColor="text1"/>
+                <w:sz w:val="26"/>
+                <w:szCs w:val="26"/>
+              </w:rPr>
+            </w:pPr>
+          </w:p>
+        </w:tc>
+        <w:tc>
+          <w:tcPr>
+            <w:tcW w:w="3241" w:type="dxa"/>
+          </w:tcPr>
+          <w:p>
+            <w:pPr>
+              <w:shd w:val="clear" w:color="auto" w:fill="FFFFFF" w:themeFill="background1"/>
+              <w:rPr>
+                <w:color w:val="000000" w:themeColor="text1"/>
+                <w:sz w:val="26"/>
+                <w:szCs w:val="26"/>
+              </w:rPr>
+            </w:pPr>
+          </w:p>
+        </w:tc>
+      </w:tr>
+      <w:tr>
+        <w:trPr>
+          <w:jc w:val="center"/>
+        </w:trPr>
+        <w:tc>
+          <w:tcPr>
+            <w:tcW w:w="747" w:type="dxa"/>
+          </w:tcPr>
+          <w:p>
+            <w:pPr>
+              <w:pStyle w:val="ListParagraph"/>
+              <w:numPr>
+                <w:ilvl w:val="0"/>
+                <w:numId w:val="1"/>
+              </w:numPr>
+              <w:shd w:val="clear" w:color="auto" w:fill="FFFFFF" w:themeFill="background1"/>
+              <w:jc w:val="center"/>
+              <w:rPr>
+                <w:color w:val="000000" w:themeColor="text1"/>
+                <w:sz w:val="26"/>
+                <w:szCs w:val="26"/>
+              </w:rPr>
+            </w:pPr>
+          </w:p>
+        </w:tc>
+        <w:tc>
+          <w:tcPr>
+            <w:tcW w:w="2655" w:type="dxa"/>
+          </w:tcPr>
+          <w:p>
+            <w:pPr>
+              <w:shd w:val="clear" w:color="auto" w:fill="FFFFFF" w:themeFill="background1"/>
+              <w:rPr>
+                <w:color w:val="000000" w:themeColor="text1"/>
+                <w:sz w:val="26"/>
+                <w:szCs w:val="26"/>
+              </w:rPr>
+            </w:pPr>
+          </w:p>
+        </w:tc>
+        <w:tc>
+          <w:tcPr>
+            <w:tcW w:w="1170" w:type="dxa"/>
+          </w:tcPr>
+          <w:p>
+            <w:pPr>
+              <w:shd w:val="clear" w:color="auto" w:fill="FFFFFF" w:themeFill="background1"/>
+              <w:rPr>
+                <w:color w:val="000000" w:themeColor="text1"/>
+                <w:sz w:val="26"/>
+                <w:szCs w:val="26"/>
+              </w:rPr>
+            </w:pPr>
+          </w:p>
+        </w:tc>
+        <w:tc>
+          <w:tcPr>
+            <w:tcW w:w="1077" w:type="dxa"/>
+          </w:tcPr>
+          <w:p>
+            <w:pPr>
+              <w:shd w:val="clear" w:color="auto" w:fill="FFFFFF" w:themeFill="background1"/>
+              <w:rPr>
+                <w:color w:val="000000" w:themeColor="text1"/>
+                <w:sz w:val="26"/>
+                <w:szCs w:val="26"/>
+              </w:rPr>
+            </w:pPr>
+          </w:p>
+        </w:tc>
+        <w:tc>
+          <w:tcPr>
+            <w:tcW w:w="992" w:type="dxa"/>
+          </w:tcPr>
+          <w:p>
+            <w:pPr>
+              <w:shd w:val="clear" w:color="auto" w:fill="FFFFFF" w:themeFill="background1"/>
+              <w:rPr>
+                <w:color w:val="000000" w:themeColor="text1"/>
+                <w:sz w:val="26"/>
+                <w:szCs w:val="26"/>
+              </w:rPr>
+            </w:pPr>
+          </w:p>
+        </w:tc>
+        <w:tc>
+          <w:tcPr>
+            <w:tcW w:w="3241" w:type="dxa"/>
+          </w:tcPr>
+          <w:p>
+            <w:pPr>
+              <w:shd w:val="clear" w:color="auto" w:fill="FFFFFF" w:themeFill="background1"/>
+              <w:rPr>
+                <w:color w:val="000000" w:themeColor="text1"/>
+                <w:sz w:val="26"/>
+                <w:szCs w:val="26"/>
+              </w:rPr>
+            </w:pPr>
+          </w:p>
+        </w:tc>
+      </w:tr>
+      <w:tr>
+        <w:trPr>
+          <w:jc w:val="center"/>
+        </w:trPr>
+        <w:tc>
+          <w:tcPr>
+            <w:tcW w:w="747" w:type="dxa"/>
+          </w:tcPr>
+          <w:p>
+            <w:pPr>
+              <w:pStyle w:val="ListParagraph"/>
+              <w:numPr>
+                <w:ilvl w:val="0"/>
+                <w:numId w:val="1"/>
+              </w:numPr>
+              <w:shd w:val="clear" w:color="auto" w:fill="FFFFFF" w:themeFill="background1"/>
+              <w:jc w:val="center"/>
+              <w:rPr>
+                <w:color w:val="000000" w:themeColor="text1"/>
+                <w:sz w:val="26"/>
+                <w:szCs w:val="26"/>
+              </w:rPr>
+            </w:pPr>
+          </w:p>
+        </w:tc>
+        <w:tc>
+          <w:tcPr>
+            <w:tcW w:w="2655" w:type="dxa"/>
+          </w:tcPr>
+          <w:p>
+            <w:pPr>
+              <w:shd w:val="clear" w:color="auto" w:fill="FFFFFF" w:themeFill="background1"/>
+              <w:rPr>
+                <w:color w:val="000000" w:themeColor="text1"/>
+                <w:sz w:val="26"/>
+                <w:szCs w:val="26"/>
+              </w:rPr>
+            </w:pPr>
+          </w:p>
+        </w:tc>
+        <w:tc>
+          <w:tcPr>
+            <w:tcW w:w="1170" w:type="dxa"/>
+          </w:tcPr>
+          <w:p>
+            <w:pPr>
+              <w:shd w:val="clear" w:color="auto" w:fill="FFFFFF" w:themeFill="background1"/>
+              <w:rPr>
+                <w:color w:val="000000" w:themeColor="text1"/>
+                <w:sz w:val="26"/>
+                <w:szCs w:val="26"/>
+              </w:rPr>
+            </w:pPr>
+          </w:p>
+        </w:tc>
+        <w:tc>
+          <w:tcPr>
+            <w:tcW w:w="1077" w:type="dxa"/>
+          </w:tcPr>
+          <w:p>
+            <w:pPr>
+              <w:shd w:val="clear" w:color="auto" w:fill="FFFFFF" w:themeFill="background1"/>
+              <w:rPr>
+                <w:color w:val="000000" w:themeColor="text1"/>
+                <w:sz w:val="26"/>
+                <w:szCs w:val="26"/>
+              </w:rPr>
+            </w:pPr>
+          </w:p>
+        </w:tc>
+        <w:tc>
+          <w:tcPr>
+            <w:tcW w:w="992" w:type="dxa"/>
+          </w:tcPr>
+          <w:p>
+            <w:pPr>
+              <w:shd w:val="clear" w:color="auto" w:fill="FFFFFF" w:themeFill="background1"/>
+              <w:rPr>
+                <w:color w:val="000000" w:themeColor="text1"/>
+                <w:sz w:val="26"/>
+                <w:szCs w:val="26"/>
+              </w:rPr>
+            </w:pPr>
+          </w:p>
+        </w:tc>
+        <w:tc>
+          <w:tcPr>
+            <w:tcW w:w="3241" w:type="dxa"/>
+          </w:tcPr>
+          <w:p>
+            <w:pPr>
+              <w:shd w:val="clear" w:color="auto" w:fill="FFFFFF" w:themeFill="background1"/>
+              <w:rPr>
+                <w:color w:val="000000" w:themeColor="text1"/>
+                <w:sz w:val="26"/>
+                <w:szCs w:val="26"/>
+              </w:rPr>
+            </w:pPr>
+          </w:p>
+        </w:tc>
+      </w:tr>
+      <w:tr>
+        <w:trPr>
+          <w:jc w:val="center"/>
+        </w:trPr>
+        <w:tc>
+          <w:tcPr>
+            <w:tcW w:w="747" w:type="dxa"/>
+          </w:tcPr>
+          <w:p>
+            <w:pPr>
+              <w:pStyle w:val="ListParagraph"/>
+              <w:numPr>
+                <w:ilvl w:val="0"/>
+                <w:numId w:val="1"/>
+              </w:numPr>
+              <w:shd w:val="clear" w:color="auto" w:fill="FFFFFF" w:themeFill="background1"/>
+              <w:jc w:val="center"/>
+              <w:rPr>
+                <w:color w:val="000000" w:themeColor="text1"/>
+                <w:sz w:val="26"/>
+                <w:szCs w:val="26"/>
+              </w:rPr>
+            </w:pPr>
+          </w:p>
+        </w:tc>
+        <w:tc>
+          <w:tcPr>
+            <w:tcW w:w="2655" w:type="dxa"/>
+          </w:tcPr>
+          <w:p>
+            <w:pPr>
+              <w:shd w:val="clear" w:color="auto" w:fill="FFFFFF" w:themeFill="background1"/>
+              <w:rPr>
+                <w:color w:val="000000" w:themeColor="text1"/>
+                <w:sz w:val="26"/>
+                <w:szCs w:val="26"/>
+              </w:rPr>
+            </w:pPr>
+          </w:p>
+        </w:tc>
+        <w:tc>
+          <w:tcPr>
+            <w:tcW w:w="1170" w:type="dxa"/>
+          </w:tcPr>
+          <w:p>
+            <w:pPr>
+              <w:shd w:val="clear" w:color="auto" w:fill="FFFFFF" w:themeFill="background1"/>
+              <w:rPr>
+                <w:color w:val="000000" w:themeColor="text1"/>
+                <w:sz w:val="26"/>
+                <w:szCs w:val="26"/>
+              </w:rPr>
+            </w:pPr>
+          </w:p>
+        </w:tc>
+        <w:tc>
+          <w:tcPr>
+            <w:tcW w:w="1077" w:type="dxa"/>
+          </w:tcPr>
+          <w:p>
+            <w:pPr>
+              <w:shd w:val="clear" w:color="auto" w:fill="FFFFFF" w:themeFill="background1"/>
+              <w:rPr>
+                <w:color w:val="000000" w:themeColor="text1"/>
+                <w:sz w:val="26"/>
+                <w:szCs w:val="26"/>
+              </w:rPr>
+            </w:pPr>
+          </w:p>
+        </w:tc>
+        <w:tc>
+          <w:tcPr>
+            <w:tcW w:w="992" w:type="dxa"/>
+          </w:tcPr>
+          <w:p>
+            <w:pPr>
+              <w:shd w:val="clear" w:color="auto" w:fill="FFFFFF" w:themeFill="background1"/>
+              <w:rPr>
+                <w:color w:val="000000" w:themeColor="text1"/>
+                <w:sz w:val="26"/>
+                <w:szCs w:val="26"/>
+              </w:rPr>
+            </w:pPr>
+          </w:p>
+        </w:tc>
+        <w:tc>
+          <w:tcPr>
+            <w:tcW w:w="3241" w:type="dxa"/>
+          </w:tcPr>
+          <w:p>
+            <w:pPr>
+              <w:shd w:val="clear" w:color="auto" w:fill="FFFFFF" w:themeFill="background1"/>
+              <w:rPr>
+                <w:color w:val="000000" w:themeColor="text1"/>
+                <w:sz w:val="26"/>
+                <w:szCs w:val="26"/>
+              </w:rPr>
+            </w:pPr>
+          </w:p>
+        </w:tc>
+      </w:tr>
+      <w:tr>
+        <w:trPr>
+          <w:jc w:val="center"/>
+        </w:trPr>
+        <w:tc>
+          <w:tcPr>
+            <w:tcW w:w="747" w:type="dxa"/>
+          </w:tcPr>
+          <w:p>
+            <w:pPr>
+              <w:pStyle w:val="ListParagraph"/>
+              <w:numPr>
+                <w:ilvl w:val="0"/>
+                <w:numId w:val="1"/>
+              </w:numPr>
+              <w:shd w:val="clear" w:color="auto" w:fill="FFFFFF" w:themeFill="background1"/>
+              <w:jc w:val="center"/>
+              <w:rPr>
+                <w:color w:val="000000" w:themeColor="text1"/>
+                <w:sz w:val="26"/>
+                <w:szCs w:val="26"/>
+              </w:rPr>
+            </w:pPr>
+          </w:p>
+        </w:tc>
+        <w:tc>
+          <w:tcPr>
+            <w:tcW w:w="2655" w:type="dxa"/>
+          </w:tcPr>
+          <w:p>
+            <w:pPr>
+              <w:shd w:val="clear" w:color="auto" w:fill="FFFFFF" w:themeFill="background1"/>
+              <w:rPr>
+                <w:color w:val="000000" w:themeColor="text1"/>
+                <w:sz w:val="26"/>
+                <w:szCs w:val="26"/>
+              </w:rPr>
+            </w:pPr>
+          </w:p>
+        </w:tc>
+        <w:tc>
+          <w:tcPr>
+            <w:tcW w:w="1170" w:type="dxa"/>
+          </w:tcPr>
+          <w:p>
+            <w:pPr>
+              <w:shd w:val="clear" w:color="auto" w:fill="FFFFFF" w:themeFill="background1"/>
+              <w:rPr>
+                <w:color w:val="000000" w:themeColor="text1"/>
+                <w:sz w:val="26"/>
+                <w:szCs w:val="26"/>
+              </w:rPr>
+            </w:pPr>
+          </w:p>
+        </w:tc>
+        <w:tc>
+          <w:tcPr>
+            <w:tcW w:w="1077" w:type="dxa"/>
+          </w:tcPr>
+          <w:p>
+            <w:pPr>
+              <w:shd w:val="clear" w:color="auto" w:fill="FFFFFF" w:themeFill="background1"/>
+              <w:rPr>
+                <w:color w:val="000000" w:themeColor="text1"/>
+                <w:sz w:val="26"/>
+                <w:szCs w:val="26"/>
+              </w:rPr>
+            </w:pPr>
+          </w:p>
+        </w:tc>
+        <w:tc>
+          <w:tcPr>
+            <w:tcW w:w="992" w:type="dxa"/>
+          </w:tcPr>
+          <w:p>
+            <w:pPr>
+              <w:shd w:val="clear" w:color="auto" w:fill="FFFFFF" w:themeFill="background1"/>
+              <w:rPr>
+                <w:color w:val="000000" w:themeColor="text1"/>
+                <w:sz w:val="26"/>
+                <w:szCs w:val="26"/>
+              </w:rPr>
+            </w:pPr>
+          </w:p>
+        </w:tc>
+        <w:tc>
+          <w:tcPr>
+            <w:tcW w:w="3241" w:type="dxa"/>
+          </w:tcPr>
+          <w:p>
+            <w:pPr>
+              <w:shd w:val="clear" w:color="auto" w:fill="FFFFFF" w:themeFill="background1"/>
+              <w:rPr>
+                <w:color w:val="000000" w:themeColor="text1"/>
+                <w:sz w:val="26"/>
+                <w:szCs w:val="26"/>
+              </w:rPr>
+            </w:pPr>
+          </w:p>
+        </w:tc>
+      </w:tr>
+      <w:tr>
+        <w:trPr>
+          <w:jc w:val="center"/>
+        </w:trPr>
+        <w:tc>
+          <w:tcPr>
+            <w:tcW w:w="747" w:type="dxa"/>
+          </w:tcPr>
+          <w:p>
+            <w:pPr>
+              <w:pStyle w:val="ListParagraph"/>
+              <w:numPr>
+                <w:ilvl w:val="0"/>
+                <w:numId w:val="1"/>
+              </w:numPr>
+              <w:shd w:val="clear" w:color="auto" w:fill="FFFFFF" w:themeFill="background1"/>
+              <w:jc w:val="center"/>
+              <w:rPr>
+                <w:color w:val="000000" w:themeColor="text1"/>
+                <w:sz w:val="26"/>
+                <w:szCs w:val="26"/>
+              </w:rPr>
+            </w:pPr>
+          </w:p>
+        </w:tc>
+        <w:tc>
+          <w:tcPr>
+            <w:tcW w:w="2655" w:type="dxa"/>
+          </w:tcPr>
+          <w:p>
+            <w:pPr>
+              <w:shd w:val="clear" w:color="auto" w:fill="FFFFFF" w:themeFill="background1"/>
+              <w:rPr>
+                <w:color w:val="000000" w:themeColor="text1"/>
+                <w:sz w:val="26"/>
+                <w:szCs w:val="26"/>
+              </w:rPr>
+            </w:pPr>
+          </w:p>
+        </w:tc>
+        <w:tc>
+          <w:tcPr>
+            <w:tcW w:w="1170" w:type="dxa"/>
+          </w:tcPr>
+          <w:p>
+            <w:pPr>
+              <w:shd w:val="clear" w:color="auto" w:fill="FFFFFF" w:themeFill="background1"/>
+              <w:rPr>
+                <w:color w:val="000000" w:themeColor="text1"/>
+                <w:sz w:val="26"/>
+                <w:szCs w:val="26"/>
+              </w:rPr>
+            </w:pPr>
+          </w:p>
+        </w:tc>
+        <w:tc>
+          <w:tcPr>
+            <w:tcW w:w="1077" w:type="dxa"/>
+          </w:tcPr>
+          <w:p>
+            <w:pPr>
+              <w:shd w:val="clear" w:color="auto" w:fill="FFFFFF" w:themeFill="background1"/>
+              <w:rPr>
+                <w:color w:val="000000" w:themeColor="text1"/>
+                <w:sz w:val="26"/>
+                <w:szCs w:val="26"/>
+              </w:rPr>
+            </w:pPr>
+          </w:p>
+        </w:tc>
+        <w:tc>
+          <w:tcPr>
+            <w:tcW w:w="992" w:type="dxa"/>
+          </w:tcPr>
+          <w:p>
+            <w:pPr>
+              <w:shd w:val="clear" w:color="auto" w:fill="FFFFFF" w:themeFill="background1"/>
+              <w:rPr>
+                <w:color w:val="000000" w:themeColor="text1"/>
+                <w:sz w:val="26"/>
+                <w:szCs w:val="26"/>
+              </w:rPr>
+            </w:pPr>
+          </w:p>
+        </w:tc>
+        <w:tc>
+          <w:tcPr>
+            <w:tcW w:w="3241" w:type="dxa"/>
+          </w:tcPr>
+          <w:p>
+            <w:pPr>
+              <w:shd w:val="clear" w:color="auto" w:fill="FFFFFF" w:themeFill="background1"/>
+              <w:rPr>
+                <w:color w:val="000000" w:themeColor="text1"/>
+                <w:sz w:val="26"/>
+                <w:szCs w:val="26"/>
+              </w:rPr>
+            </w:pPr>
+          </w:p>
+        </w:tc>
+      </w:tr>
+    </w:tbl>
+    <w:p>
+      <w:pPr>
+        <w:shd w:val="clear" w:color="auto" w:fill="FFFFFF" w:themeFill="background1"/>
+        <w:spacing w:after="0"/>
+        <w:rPr>
+          <w:b/>
+          <w:color w:val="000000" w:themeColor="text1"/>
+          <w:sz w:val="32"/>
+          <w:szCs w:val="32"/>
+          <w:lang w:val="vi-VN"/>
+        </w:rPr>
+      </w:pPr>
+    </w:p>
+    <w:tbl>
+      <w:tblPr>
+        <w:tblStyle w:val="TableGrid"/>
+        <w:tblW w:w="9640" w:type="dxa"/>
+        <w:tblInd w:w="-176" w:type="dxa"/>
+        <w:tblBorders>
+          <w:top w:val="none" w:sz="0" w:space="0" w:color="auto"/>
+          <w:left w:val="none" w:sz="0" w:space="0" w:color="auto"/>
+          <w:bottom w:val="none" w:sz="0" w:space="0" w:color="auto"/>
+          <w:right w:val="none" w:sz="0" w:space="0" w:color="auto"/>
+          <w:insideH w:val="none" w:sz="0" w:space="0" w:color="auto"/>
+          <w:insideV w:val="none" w:sz="0" w:space="0" w:color="auto"/>
+        </w:tblBorders>
+        <w:tblLook w:val="04A0" w:firstRow="1" w:lastRow="0" w:firstColumn="1" w:lastColumn="0" w:noHBand="0" w:noVBand="1"/>
+      </w:tblPr>
+      <w:tblGrid>
+        <w:gridCol w:w="5104"/>
+        <w:gridCol w:w="4536"/>
+      </w:tblGrid>
+      <w:tr>
+        <w:tc>
+          <w:tcPr>
+            <w:tcW w:w="5104" w:type="dxa"/>
+          </w:tcPr>
+          <w:p>
+            <w:pPr>
+              <w:shd w:val="clear" w:color="auto" w:fill="FFFFFF" w:themeFill="background1"/>
+              <w:jc w:val="center"/>
+              <w:rPr>
+                <w:b/>
+                <w:bCs/>
+                <w:color w:val="000000" w:themeColor="text1"/>
+                <w:sz w:val="26"/>
+                <w:szCs w:val="26"/>
+              </w:rPr>
+            </w:pPr>
+            <w:r>
+              <w:rPr>
+                <w:b/>
+                <w:bCs/>
+                <w:color w:val="000000" w:themeColor="text1"/>
+                <w:sz w:val="26"/>
+                <w:szCs w:val="26"/>
+              </w:rPr>
+              <w:t>Người báo cáo</w:t>
+            </w:r>
+          </w:p>
+          <w:p>
+            <w:pPr>
+              <w:shd w:val="clear" w:color="auto" w:fill="FFFFFF" w:themeFill="background1"/>
+              <w:jc w:val="center"/>
+              <w:rPr>
+                <w:color w:val="000000" w:themeColor="text1"/>
+                <w:sz w:val="26"/>
+                <w:szCs w:val="26"/>
+              </w:rPr>
+            </w:pPr>
+            <w:r>
+              <w:rPr>
+                <w:color w:val="000000" w:themeColor="text1"/>
+                <w:sz w:val="26"/>
+                <w:szCs w:val="26"/>
+              </w:rPr>
+              <w:t>(Ký và ghi rõ họ tên )</w:t>
+            </w:r>
+          </w:p>
+        </w:tc>
+        <w:tc>
+          <w:tcPr>
+            <w:tcW w:w="4536" w:type="dxa"/>
+          </w:tcPr>
+          <w:p>
+            <w:pPr>
+              <w:shd w:val="clear" w:color="auto" w:fill="FFFFFF" w:themeFill="background1"/>
+              <w:jc w:val="center"/>
+              <w:rPr>
+                <w:b/>
+                <w:bCs/>
+                <w:color w:val="000000" w:themeColor="text1"/>
+                <w:sz w:val="26"/>
+                <w:szCs w:val="26"/>
+              </w:rPr>
+            </w:pPr>
+            <w:r>
+              <w:rPr>
+                <w:color w:val="000000" w:themeColor="text1"/>
+                <w:sz w:val="26"/>
+                <w:szCs w:val="26"/>
+              </w:rPr>
+              <w:t xml:space="preserve">        </w:t>
+            </w:r>
+            <w:r>
+              <w:rPr>
+                <w:b/>
+                <w:bCs/>
+                <w:color w:val="000000" w:themeColor="text1"/>
+                <w:sz w:val="26"/>
+                <w:szCs w:val="26"/>
+              </w:rPr>
+              <w:t>Xác nhận của bác sỹ trực</w:t>
+            </w:r>
+          </w:p>
+          <w:p>
+            <w:pPr>
+              <w:shd w:val="clear" w:color="auto" w:fill="FFFFFF" w:themeFill="background1"/>
+              <w:jc w:val="center"/>
+              <w:rPr>
+                <w:color w:val="000000" w:themeColor="text1"/>
+                <w:sz w:val="26"/>
+                <w:szCs w:val="26"/>
+              </w:rPr>
+            </w:pPr>
+            <w:r>
+              <w:rPr>
+                <w:color w:val="000000" w:themeColor="text1"/>
+                <w:sz w:val="26"/>
+                <w:szCs w:val="26"/>
+              </w:rPr>
+              <w:t xml:space="preserve">         (Ký và ghi rõ họ tên )</w:t>
+            </w:r>
+          </w:p>
+        </w:tc>
+      </w:tr>
+    </w:tbl>
+    <w:p>
+      <w:pPr>
+        <w:shd w:val="clear" w:color="auto" w:fill="FFFFFF" w:themeFill="background1"/>
+        <w:spacing w:after="0"/>
+        <w:rPr>
+          <w:b/>
+          <w:color w:val="000000" w:themeColor="text1"/>
+          <w:sz w:val="32"/>
+          <w:szCs w:val="32"/>
+          <w:lang w:val="vi-VN"/>
+        </w:rPr>
+      </w:pPr>
+    </w:p>
+    <w:p>
+      <w:pPr>
+        <w:shd w:val="clear" w:color="auto" w:fill="FFFFFF" w:themeFill="background1"/>
+        <w:spacing w:after="0"/>
+        <w:rPr>
+          <w:b/>
+          <w:color w:val="000000" w:themeColor="text1"/>
+          <w:sz w:val="32"/>
+          <w:szCs w:val="32"/>
+          <w:lang w:val="vi-VN"/>
+        </w:rPr>
+      </w:pPr>
+    </w:p>
+    <w:p>
+      <w:pPr>
+        <w:shd w:val="clear" w:color="auto" w:fill="FFFFFF" w:themeFill="background1"/>
+        <w:spacing w:after="0"/>
+        <w:rPr>
+          <w:b/>
+          <w:color w:val="000000" w:themeColor="text1"/>
+          <w:sz w:val="32"/>
+          <w:szCs w:val="32"/>
+          <w:lang w:val="vi-VN"/>
+        </w:rPr>
+      </w:pPr>
+    </w:p>
+    <w:p>
+      <w:pPr>
+        <w:shd w:val="clear" w:color="auto" w:fill="FFFFFF" w:themeFill="background1"/>
+        <w:spacing w:after="0"/>
+        <w:rPr>
+          <w:b/>
+          <w:color w:val="000000" w:themeColor="text1"/>
+          <w:sz w:val="32"/>
+          <w:szCs w:val="32"/>
+          <w:lang w:val="vi-VN"/>
+        </w:rPr>
+      </w:pPr>
+    </w:p>
+    <w:p>
+      <w:pPr>
+        <w:spacing w:after="0"/>
+      </w:pPr>
+    </w:p>
     <w:sectPr>
       <w:pgSz w:w="11907" w:h="16840" w:code="9"/>
       <w:pgMar w:top="1134" w:right="1134" w:bottom="1134" w:left="1701" w:header="720" w:footer="720" w:gutter="0"/>
@@ -13,8 +2018,102 @@
 </w:document>
 </file>
 
+<file path=word/numbering.xml><?xml version="1.0" encoding="utf-8"?>
+<w:numbering xmlns:wpc="http://schemas.microsoft.com/office/word/2010/wordprocessingCanvas" xmlns:cx="http://schemas.microsoft.com/office/drawing/2014/chartex" xmlns:cx1="http://schemas.microsoft.com/office/drawing/2015/9/8/chartex" xmlns:cx2="http://schemas.microsoft.com/office/drawing/2015/10/21/chartex" xmlns:cx3="http://schemas.microsoft.com/office/drawing/2016/5/9/chartex" xmlns:cx4="http://schemas.microsoft.com/office/drawing/2016/5/10/chartex" xmlns:cx5="http://schemas.microsoft.com/office/drawing/2016/5/11/chartex" xmlns:cx6="http://schemas.microsoft.com/office/drawing/2016/5/12/chartex" xmlns:cx7="http://schemas.microsoft.com/office/drawing/2016/5/13/chartex" xmlns:cx8="http://schemas.microsoft.com/office/drawing/2016/5/14/chartex" xmlns:mc="http://schemas.openxmlformats.org/markup-compatibility/2006" xmlns:aink="http://schemas.microsoft.com/office/drawing/2016/ink" xmlns:am3d="http://schemas.microsoft.com/office/drawing/2017/model3d" xmlns:o="urn:schemas-microsoft-com:office:office" xmlns:oel="http://schemas.microsoft.com/office/2019/extlst" xmlns:r="http://schemas.openxmlformats.org/officeDocument/2006/relationships" xmlns:m="http://schemas.openxmlformats.org/officeDocument/2006/math" xmlns:v="urn:schemas-microsoft-com:vml" xmlns:wp14="http://schemas.microsoft.com/office/word/2010/wordprocessingDrawing" xmlns:wp="http://schemas.openxmlformats.org/drawingml/2006/wordprocessingDrawing" xmlns:w10="urn:schemas-microsoft-com:office:word" xmlns:w="http://schemas.openxmlformats.org/wordprocessingml/2006/main" xmlns:w14="http://schemas.microsoft.com/office/word/2010/wordml" xmlns:w15="http://schemas.microsoft.com/office/word/2012/wordml" xmlns:w16cex="http://schemas.microsoft.com/office/word/2018/wordml/cex" xmlns:w16cid="http://schemas.microsoft.com/office/word/2016/wordml/cid" xmlns:w16="http://schemas.microsoft.com/office/word/2018/wordml" xmlns:w16du="http://schemas.microsoft.com/office/word/2023/wordml/word16du" xmlns:w16sdtdh="http://schemas.microsoft.com/office/word/2020/wordml/sdtdatahash" xmlns:w16sdtfl="http://schemas.microsoft.com/office/word/2024/wordml/sdtformatlock" xmlns:w16se="http://schemas.microsoft.com/office/word/2015/wordml/symex" xmlns:wpg="http://schemas.microsoft.com/office/word/2010/wordprocessingGroup" xmlns:wpi="http://schemas.microsoft.com/office/word/2010/wordprocessingInk" xmlns:wne="http://schemas.microsoft.com/office/word/2006/wordml" xmlns:wps="http://schemas.microsoft.com/office/word/2010/wordprocessingShape" mc:Ignorable="w14 w15 w16se w16cid w16 w16cex w16sdtdh w16sdtfl w16du wp14">
+  <w:abstractNum w:abstractNumId="0" w15:restartNumberingAfterBreak="0">
+    <w:nsid w:val="298E7790"/>
+    <w:multiLevelType w:val="hybridMultilevel"/>
+    <w:tmpl w:val="405685E0"/>
+    <w:lvl w:ilvl="0" w:tplc="0409000F">
+      <w:start w:val="1"/>
+      <w:numFmt w:val="decimal"/>
+      <w:lvlText w:val="%1."/>
+      <w:lvlJc w:val="left"/>
+      <w:pPr>
+        <w:ind w:left="360" w:hanging="360"/>
+      </w:pPr>
+    </w:lvl>
+    <w:lvl w:ilvl="1" w:tplc="04090019" w:tentative="1">
+      <w:start w:val="1"/>
+      <w:numFmt w:val="lowerLetter"/>
+      <w:lvlText w:val="%2."/>
+      <w:lvlJc w:val="left"/>
+      <w:pPr>
+        <w:ind w:left="1080" w:hanging="360"/>
+      </w:pPr>
+    </w:lvl>
+    <w:lvl w:ilvl="2" w:tplc="0409001B" w:tentative="1">
+      <w:start w:val="1"/>
+      <w:numFmt w:val="lowerRoman"/>
+      <w:lvlText w:val="%3."/>
+      <w:lvlJc w:val="right"/>
+      <w:pPr>
+        <w:ind w:left="1800" w:hanging="180"/>
+      </w:pPr>
+    </w:lvl>
+    <w:lvl w:ilvl="3" w:tplc="0409000F" w:tentative="1">
+      <w:start w:val="1"/>
+      <w:numFmt w:val="decimal"/>
+      <w:lvlText w:val="%4."/>
+      <w:lvlJc w:val="left"/>
+      <w:pPr>
+        <w:ind w:left="2520" w:hanging="360"/>
+      </w:pPr>
+    </w:lvl>
+    <w:lvl w:ilvl="4" w:tplc="04090019" w:tentative="1">
+      <w:start w:val="1"/>
+      <w:numFmt w:val="lowerLetter"/>
+      <w:lvlText w:val="%5."/>
+      <w:lvlJc w:val="left"/>
+      <w:pPr>
+        <w:ind w:left="3240" w:hanging="360"/>
+      </w:pPr>
+    </w:lvl>
+    <w:lvl w:ilvl="5" w:tplc="0409001B" w:tentative="1">
+      <w:start w:val="1"/>
+      <w:numFmt w:val="lowerRoman"/>
+      <w:lvlText w:val="%6."/>
+      <w:lvlJc w:val="right"/>
+      <w:pPr>
+        <w:ind w:left="3960" w:hanging="180"/>
+      </w:pPr>
+    </w:lvl>
+    <w:lvl w:ilvl="6" w:tplc="0409000F" w:tentative="1">
+      <w:start w:val="1"/>
+      <w:numFmt w:val="decimal"/>
+      <w:lvlText w:val="%7."/>
+      <w:lvlJc w:val="left"/>
+      <w:pPr>
+        <w:ind w:left="4680" w:hanging="360"/>
+      </w:pPr>
+    </w:lvl>
+    <w:lvl w:ilvl="7" w:tplc="04090019" w:tentative="1">
+      <w:start w:val="1"/>
+      <w:numFmt w:val="lowerLetter"/>
+      <w:lvlText w:val="%8."/>
+      <w:lvlJc w:val="left"/>
+      <w:pPr>
+        <w:ind w:left="5400" w:hanging="360"/>
+      </w:pPr>
+    </w:lvl>
+    <w:lvl w:ilvl="8" w:tplc="0409001B" w:tentative="1">
+      <w:start w:val="1"/>
+      <w:numFmt w:val="lowerRoman"/>
+      <w:lvlText w:val="%9."/>
+      <w:lvlJc w:val="right"/>
+      <w:pPr>
+        <w:ind w:left="6120" w:hanging="180"/>
+      </w:pPr>
+    </w:lvl>
+  </w:abstractNum>
+  <w:num w:numId="1" w16cid:durableId="921262440">
+    <w:abstractNumId w:val="0"/>
+  </w:num>
+</w:numbering>
+</file>
+
 <file path=word/styles.xml><?xml version="1.0" encoding="utf-8"?>
-<w:styles xmlns:mc="http://schemas.openxmlformats.org/markup-compatibility/2006" xmlns:r="http://schemas.openxmlformats.org/officeDocument/2006/relationships" xmlns:w="http://schemas.openxmlformats.org/wordprocessingml/2006/main" xmlns:w14="http://schemas.microsoft.com/office/word/2010/wordml" xmlns:w15="http://schemas.microsoft.com/office/word/2012/wordml" xmlns:w16cex="http://schemas.microsoft.com/office/word/2018/wordml/cex" xmlns:w16cid="http://schemas.microsoft.com/office/word/2016/wordml/cid" xmlns:w16="http://schemas.microsoft.com/office/word/2018/wordml" xmlns:w16sdtdh="http://schemas.microsoft.com/office/word/2020/wordml/sdtdatahash" xmlns:w16se="http://schemas.microsoft.com/office/word/2015/wordml/symex" mc:Ignorable="w14 w15 w16se w16cid w16 w16cex w16sdtdh">
+<w:styles xmlns:mc="http://schemas.openxmlformats.org/markup-compatibility/2006" xmlns:r="http://schemas.openxmlformats.org/officeDocument/2006/relationships" xmlns:w="http://schemas.openxmlformats.org/wordprocessingml/2006/main" xmlns:w14="http://schemas.microsoft.com/office/word/2010/wordml" xmlns:w15="http://schemas.microsoft.com/office/word/2012/wordml" xmlns:w16cex="http://schemas.microsoft.com/office/word/2018/wordml/cex" xmlns:w16cid="http://schemas.microsoft.com/office/word/2016/wordml/cid" xmlns:w16="http://schemas.microsoft.com/office/word/2018/wordml" xmlns:w16du="http://schemas.microsoft.com/office/word/2023/wordml/word16du" xmlns:w16sdtdh="http://schemas.microsoft.com/office/word/2020/wordml/sdtdatahash" xmlns:w16sdtfl="http://schemas.microsoft.com/office/word/2024/wordml/sdtformatlock" xmlns:w16se="http://schemas.microsoft.com/office/word/2015/wordml/symex" mc:Ignorable="w14 w15 w16se w16cid w16 w16cex w16sdtdh w16sdtfl w16du">
   <w:docDefaults>
     <w:rPrDefault>
       <w:rPr>
@@ -187,7 +2286,7 @@
     <w:lsdException w:name="Table Web 2" w:semiHidden="1" w:unhideWhenUsed="1"/>
     <w:lsdException w:name="Table Web 3" w:semiHidden="1" w:unhideWhenUsed="1"/>
     <w:lsdException w:name="Balloon Text" w:semiHidden="1" w:unhideWhenUsed="1"/>
-    <w:lsdException w:name="Table Grid" w:uiPriority="39"/>
+    <w:lsdException w:name="Table Grid" w:uiPriority="59"/>
     <w:lsdException w:name="Table Theme" w:semiHidden="1" w:unhideWhenUsed="1"/>
     <w:lsdException w:name="Placeholder Text" w:semiHidden="1"/>
     <w:lsdException w:name="No Spacing" w:uiPriority="1" w:qFormat="1"/>
@@ -860,7 +2959,9 @@
   </w:style>
   <w:style w:type="paragraph" w:styleId="ListParagraph">
     <w:name w:val="List Paragraph"/>
+    <w:aliases w:val="bullet 1,bullet,List Paragraph11,List Paragraph2,Pictures"/>
     <w:basedOn w:val="Normal"/>
+    <w:link w:val="ListParagraphChar"/>
     <w:uiPriority w:val="34"/>
     <w:qFormat/>
     <w:rsid w:val="00C60E8A"/>
@@ -929,6 +3030,41 @@
       <w:color w:val="0F4761" w:themeColor="accent1" w:themeShade="BF"/>
       <w:spacing w:val="5"/>
     </w:rPr>
+  </w:style>
+  <w:style w:type="table" w:styleId="TableGrid">
+    <w:name w:val="Table Grid"/>
+    <w:basedOn w:val="TableNormal"/>
+    <w:uiPriority w:val="59"/>
+    <w:rsid w:val="00E6631A"/>
+    <w:pPr>
+      <w:spacing w:after="0" w:line="240" w:lineRule="auto"/>
+    </w:pPr>
+    <w:rPr>
+      <w:rFonts w:eastAsia="Times New Roman" w:cs="Times New Roman"/>
+      <w:kern w:val="0"/>
+      <w:sz w:val="20"/>
+      <w:szCs w:val="20"/>
+      <w:lang w:val="vi-VN" w:eastAsia="vi-VN"/>
+      <w14:ligatures w14:val="none"/>
+    </w:rPr>
+    <w:tblPr>
+      <w:tblBorders>
+        <w:top w:val="single" w:sz="4" w:space="0" w:color="auto"/>
+        <w:left w:val="single" w:sz="4" w:space="0" w:color="auto"/>
+        <w:bottom w:val="single" w:sz="4" w:space="0" w:color="auto"/>
+        <w:right w:val="single" w:sz="4" w:space="0" w:color="auto"/>
+        <w:insideH w:val="single" w:sz="4" w:space="0" w:color="auto"/>
+        <w:insideV w:val="single" w:sz="4" w:space="0" w:color="auto"/>
+      </w:tblBorders>
+    </w:tblPr>
+  </w:style>
+  <w:style w:type="character" w:customStyle="1" w:styleId="ListParagraphChar">
+    <w:name w:val="List Paragraph Char"/>
+    <w:aliases w:val="bullet 1 Char,bullet Char,List Paragraph11 Char,List Paragraph2 Char,Pictures Char"/>
+    <w:basedOn w:val="DefaultParagraphFont"/>
+    <w:link w:val="ListParagraph"/>
+    <w:uiPriority w:val="34"/>
+    <w:rsid w:val="00E6631A"/>
   </w:style>
 </w:styles>
 </file>

--- a/QTQLĐT&HTQT03/QTQLĐT&HTQT03BM21.docx
+++ b/QTQLĐT&HTQT03/QTQLĐT&HTQT03BM21.docx
@@ -138,7 +138,6 @@
                 <w:color w:val="000000" w:themeColor="text1"/>
                 <w:sz w:val="26"/>
                 <w:szCs w:val="26"/>
-                <w14:ligatures w14:val="standardContextual"/>
               </w:rPr>
               <mc:AlternateContent>
                 <mc:Choice Requires="wps">
@@ -509,7 +508,25 @@
           <w:sz w:val="26"/>
           <w:szCs w:val="26"/>
         </w:rPr>
-        <w:t>[[]]</w:t>
+        <w:t>[[</w:t>
+      </w:r>
+      <w:r>
+        <w:rPr>
+          <w:b/>
+          <w:color w:val="000000" w:themeColor="text1"/>
+          <w:sz w:val="26"/>
+          <w:szCs w:val="26"/>
+        </w:rPr>
+        <w:t>TenKhoaHoc</w:t>
+      </w:r>
+      <w:r>
+        <w:rPr>
+          <w:b/>
+          <w:color w:val="000000" w:themeColor="text1"/>
+          <w:sz w:val="26"/>
+          <w:szCs w:val="26"/>
+        </w:rPr>
+        <w:t>]]</w:t>
       </w:r>
     </w:p>
     <w:p>
@@ -540,7 +557,25 @@
           <w:sz w:val="26"/>
           <w:szCs w:val="26"/>
         </w:rPr>
-        <w:t>[[]]</w:t>
+        <w:t>[[</w:t>
+      </w:r>
+      <w:r>
+        <w:rPr>
+          <w:b/>
+          <w:color w:val="000000" w:themeColor="text1"/>
+          <w:sz w:val="26"/>
+          <w:szCs w:val="26"/>
+        </w:rPr>
+        <w:t>NhomTruc</w:t>
+      </w:r>
+      <w:r>
+        <w:rPr>
+          <w:b/>
+          <w:color w:val="000000" w:themeColor="text1"/>
+          <w:sz w:val="26"/>
+          <w:szCs w:val="26"/>
+        </w:rPr>
+        <w:t>]]</w:t>
       </w:r>
     </w:p>
     <w:p>
@@ -571,7 +606,27 @@
           <w:sz w:val="26"/>
           <w:szCs w:val="26"/>
         </w:rPr>
-        <w:t>[[]]</w:t>
+        <w:t>[[</w:t>
+      </w:r>
+      <w:r>
+        <w:rPr>
+          <w:b/>
+          <w:bCs/>
+          <w:color w:val="000000" w:themeColor="text1"/>
+          <w:sz w:val="26"/>
+          <w:szCs w:val="26"/>
+        </w:rPr>
+        <w:t>NgayTruc</w:t>
+      </w:r>
+      <w:r>
+        <w:rPr>
+          <w:b/>
+          <w:bCs/>
+          <w:color w:val="000000" w:themeColor="text1"/>
+          <w:sz w:val="26"/>
+          <w:szCs w:val="26"/>
+        </w:rPr>
+        <w:t>]]</w:t>
       </w:r>
     </w:p>
     <w:p>
@@ -602,7 +657,25 @@
           <w:sz w:val="26"/>
           <w:szCs w:val="26"/>
         </w:rPr>
-        <w:t>[[]]</w:t>
+        <w:t>[[</w:t>
+      </w:r>
+      <w:r>
+        <w:rPr>
+          <w:b/>
+          <w:color w:val="000000" w:themeColor="text1"/>
+          <w:sz w:val="26"/>
+          <w:szCs w:val="26"/>
+        </w:rPr>
+        <w:t>TenNhomTruong</w:t>
+      </w:r>
+      <w:r>
+        <w:rPr>
+          <w:b/>
+          <w:color w:val="000000" w:themeColor="text1"/>
+          <w:sz w:val="26"/>
+          <w:szCs w:val="26"/>
+        </w:rPr>
+        <w:t>]]</w:t>
       </w:r>
     </w:p>
     <w:p>
@@ -627,12 +700,12 @@
         <w:tblLook w:val="04A0" w:firstRow="1" w:lastRow="0" w:firstColumn="1" w:lastColumn="0" w:noHBand="0" w:noVBand="1"/>
       </w:tblPr>
       <w:tblGrid>
-        <w:gridCol w:w="747"/>
-        <w:gridCol w:w="2655"/>
-        <w:gridCol w:w="1170"/>
-        <w:gridCol w:w="1077"/>
-        <w:gridCol w:w="992"/>
-        <w:gridCol w:w="3241"/>
+        <w:gridCol w:w="1797"/>
+        <w:gridCol w:w="2072"/>
+        <w:gridCol w:w="1914"/>
+        <w:gridCol w:w="1509"/>
+        <w:gridCol w:w="1509"/>
+        <w:gridCol w:w="1480"/>
       </w:tblGrid>
       <w:tr>
         <w:trPr>
@@ -915,18 +988,24 @@
           <w:p>
             <w:pPr>
               <w:pStyle w:val="ListParagraph"/>
-              <w:numPr>
-                <w:ilvl w:val="0"/>
-                <w:numId w:val="1"/>
-              </w:numPr>
               <w:shd w:val="clear" w:color="auto" w:fill="FFFFFF" w:themeFill="background1"/>
-              <w:jc w:val="center"/>
-              <w:rPr>
-                <w:color w:val="000000" w:themeColor="text1"/>
-                <w:sz w:val="26"/>
-                <w:szCs w:val="26"/>
+              <w:ind w:left="360"/>
+              <w:rPr>
+                <w:color w:val="000000" w:themeColor="text1"/>
+                <w:sz w:val="26"/>
+                <w:szCs w:val="26"/>
+                <w:lang w:val="en-US"/>
               </w:rPr>
             </w:pPr>
+            <w:r>
+              <w:rPr>
+                <w:color w:val="000000" w:themeColor="text1"/>
+                <w:sz w:val="26"/>
+                <w:szCs w:val="26"/>
+                <w:lang w:val="en-US"/>
+              </w:rPr>
+              <w:t>[[BC.STT]]</w:t>
+            </w:r>
           </w:p>
         </w:tc>
         <w:tc>
@@ -940,8 +1019,18 @@
                 <w:color w:val="000000" w:themeColor="text1"/>
                 <w:sz w:val="26"/>
                 <w:szCs w:val="26"/>
+                <w:lang w:val="en-US"/>
               </w:rPr>
             </w:pPr>
+            <w:r>
+              <w:rPr>
+                <w:color w:val="000000" w:themeColor="text1"/>
+                <w:sz w:val="26"/>
+                <w:szCs w:val="26"/>
+                <w:lang w:val="en-US"/>
+              </w:rPr>
+              <w:t>[[BC.HoTenHV]]</w:t>
+            </w:r>
           </w:p>
         </w:tc>
         <w:tc>
@@ -955,8 +1044,18 @@
                 <w:color w:val="000000" w:themeColor="text1"/>
                 <w:sz w:val="26"/>
                 <w:szCs w:val="26"/>
+                <w:lang w:val="en-US"/>
               </w:rPr>
             </w:pPr>
+            <w:r>
+              <w:rPr>
+                <w:color w:val="000000" w:themeColor="text1"/>
+                <w:sz w:val="26"/>
+                <w:szCs w:val="26"/>
+                <w:lang w:val="en-US"/>
+              </w:rPr>
+              <w:t>[[BC.PTChinh]]</w:t>
+            </w:r>
           </w:p>
         </w:tc>
         <w:tc>
@@ -970,8 +1069,18 @@
                 <w:color w:val="000000" w:themeColor="text1"/>
                 <w:sz w:val="26"/>
                 <w:szCs w:val="26"/>
+                <w:lang w:val="en-US"/>
               </w:rPr>
             </w:pPr>
+            <w:r>
+              <w:rPr>
+                <w:color w:val="000000" w:themeColor="text1"/>
+                <w:sz w:val="26"/>
+                <w:szCs w:val="26"/>
+                <w:lang w:val="en-US"/>
+              </w:rPr>
+              <w:t>[[BC.Phu1]]</w:t>
+            </w:r>
           </w:p>
         </w:tc>
         <w:tc>
@@ -985,8 +1094,18 @@
                 <w:color w:val="000000" w:themeColor="text1"/>
                 <w:sz w:val="26"/>
                 <w:szCs w:val="26"/>
+                <w:lang w:val="en-US"/>
               </w:rPr>
             </w:pPr>
+            <w:r>
+              <w:rPr>
+                <w:color w:val="000000" w:themeColor="text1"/>
+                <w:sz w:val="26"/>
+                <w:szCs w:val="26"/>
+                <w:lang w:val="en-US"/>
+              </w:rPr>
+              <w:t>[[BC.Phu2]]</w:t>
+            </w:r>
           </w:p>
         </w:tc>
         <w:tc>
@@ -1000,816 +1119,18 @@
                 <w:color w:val="000000" w:themeColor="text1"/>
                 <w:sz w:val="26"/>
                 <w:szCs w:val="26"/>
+                <w:lang w:val="en-US"/>
               </w:rPr>
             </w:pPr>
-          </w:p>
-        </w:tc>
-      </w:tr>
-      <w:tr>
-        <w:trPr>
-          <w:jc w:val="center"/>
-        </w:trPr>
-        <w:tc>
-          <w:tcPr>
-            <w:tcW w:w="747" w:type="dxa"/>
-          </w:tcPr>
-          <w:p>
-            <w:pPr>
-              <w:pStyle w:val="ListParagraph"/>
-              <w:numPr>
-                <w:ilvl w:val="0"/>
-                <w:numId w:val="1"/>
-              </w:numPr>
-              <w:shd w:val="clear" w:color="auto" w:fill="FFFFFF" w:themeFill="background1"/>
-              <w:jc w:val="center"/>
-              <w:rPr>
-                <w:color w:val="000000" w:themeColor="text1"/>
-                <w:sz w:val="26"/>
-                <w:szCs w:val="26"/>
-              </w:rPr>
-            </w:pPr>
-          </w:p>
-        </w:tc>
-        <w:tc>
-          <w:tcPr>
-            <w:tcW w:w="2655" w:type="dxa"/>
-          </w:tcPr>
-          <w:p>
-            <w:pPr>
-              <w:shd w:val="clear" w:color="auto" w:fill="FFFFFF" w:themeFill="background1"/>
-              <w:rPr>
-                <w:color w:val="000000" w:themeColor="text1"/>
-                <w:sz w:val="26"/>
-                <w:szCs w:val="26"/>
-              </w:rPr>
-            </w:pPr>
-          </w:p>
-        </w:tc>
-        <w:tc>
-          <w:tcPr>
-            <w:tcW w:w="1170" w:type="dxa"/>
-          </w:tcPr>
-          <w:p>
-            <w:pPr>
-              <w:shd w:val="clear" w:color="auto" w:fill="FFFFFF" w:themeFill="background1"/>
-              <w:rPr>
-                <w:color w:val="000000" w:themeColor="text1"/>
-                <w:sz w:val="26"/>
-                <w:szCs w:val="26"/>
-              </w:rPr>
-            </w:pPr>
-          </w:p>
-        </w:tc>
-        <w:tc>
-          <w:tcPr>
-            <w:tcW w:w="1077" w:type="dxa"/>
-          </w:tcPr>
-          <w:p>
-            <w:pPr>
-              <w:shd w:val="clear" w:color="auto" w:fill="FFFFFF" w:themeFill="background1"/>
-              <w:rPr>
-                <w:color w:val="000000" w:themeColor="text1"/>
-                <w:sz w:val="26"/>
-                <w:szCs w:val="26"/>
-              </w:rPr>
-            </w:pPr>
-          </w:p>
-        </w:tc>
-        <w:tc>
-          <w:tcPr>
-            <w:tcW w:w="992" w:type="dxa"/>
-          </w:tcPr>
-          <w:p>
-            <w:pPr>
-              <w:shd w:val="clear" w:color="auto" w:fill="FFFFFF" w:themeFill="background1"/>
-              <w:rPr>
-                <w:color w:val="000000" w:themeColor="text1"/>
-                <w:sz w:val="26"/>
-                <w:szCs w:val="26"/>
-              </w:rPr>
-            </w:pPr>
-          </w:p>
-        </w:tc>
-        <w:tc>
-          <w:tcPr>
-            <w:tcW w:w="3241" w:type="dxa"/>
-          </w:tcPr>
-          <w:p>
-            <w:pPr>
-              <w:shd w:val="clear" w:color="auto" w:fill="FFFFFF" w:themeFill="background1"/>
-              <w:rPr>
-                <w:color w:val="000000" w:themeColor="text1"/>
-                <w:sz w:val="26"/>
-                <w:szCs w:val="26"/>
-              </w:rPr>
-            </w:pPr>
-          </w:p>
-        </w:tc>
-      </w:tr>
-      <w:tr>
-        <w:trPr>
-          <w:jc w:val="center"/>
-        </w:trPr>
-        <w:tc>
-          <w:tcPr>
-            <w:tcW w:w="747" w:type="dxa"/>
-          </w:tcPr>
-          <w:p>
-            <w:pPr>
-              <w:pStyle w:val="ListParagraph"/>
-              <w:numPr>
-                <w:ilvl w:val="0"/>
-                <w:numId w:val="1"/>
-              </w:numPr>
-              <w:shd w:val="clear" w:color="auto" w:fill="FFFFFF" w:themeFill="background1"/>
-              <w:jc w:val="center"/>
-              <w:rPr>
-                <w:color w:val="000000" w:themeColor="text1"/>
-                <w:sz w:val="26"/>
-                <w:szCs w:val="26"/>
-              </w:rPr>
-            </w:pPr>
-          </w:p>
-        </w:tc>
-        <w:tc>
-          <w:tcPr>
-            <w:tcW w:w="2655" w:type="dxa"/>
-          </w:tcPr>
-          <w:p>
-            <w:pPr>
-              <w:shd w:val="clear" w:color="auto" w:fill="FFFFFF" w:themeFill="background1"/>
-              <w:rPr>
-                <w:color w:val="000000" w:themeColor="text1"/>
-                <w:sz w:val="26"/>
-                <w:szCs w:val="26"/>
-              </w:rPr>
-            </w:pPr>
-          </w:p>
-        </w:tc>
-        <w:tc>
-          <w:tcPr>
-            <w:tcW w:w="1170" w:type="dxa"/>
-          </w:tcPr>
-          <w:p>
-            <w:pPr>
-              <w:shd w:val="clear" w:color="auto" w:fill="FFFFFF" w:themeFill="background1"/>
-              <w:rPr>
-                <w:color w:val="000000" w:themeColor="text1"/>
-                <w:sz w:val="26"/>
-                <w:szCs w:val="26"/>
-              </w:rPr>
-            </w:pPr>
-          </w:p>
-        </w:tc>
-        <w:tc>
-          <w:tcPr>
-            <w:tcW w:w="1077" w:type="dxa"/>
-          </w:tcPr>
-          <w:p>
-            <w:pPr>
-              <w:shd w:val="clear" w:color="auto" w:fill="FFFFFF" w:themeFill="background1"/>
-              <w:rPr>
-                <w:color w:val="000000" w:themeColor="text1"/>
-                <w:sz w:val="26"/>
-                <w:szCs w:val="26"/>
-              </w:rPr>
-            </w:pPr>
-          </w:p>
-        </w:tc>
-        <w:tc>
-          <w:tcPr>
-            <w:tcW w:w="992" w:type="dxa"/>
-          </w:tcPr>
-          <w:p>
-            <w:pPr>
-              <w:shd w:val="clear" w:color="auto" w:fill="FFFFFF" w:themeFill="background1"/>
-              <w:rPr>
-                <w:color w:val="000000" w:themeColor="text1"/>
-                <w:sz w:val="26"/>
-                <w:szCs w:val="26"/>
-              </w:rPr>
-            </w:pPr>
-          </w:p>
-        </w:tc>
-        <w:tc>
-          <w:tcPr>
-            <w:tcW w:w="3241" w:type="dxa"/>
-          </w:tcPr>
-          <w:p>
-            <w:pPr>
-              <w:shd w:val="clear" w:color="auto" w:fill="FFFFFF" w:themeFill="background1"/>
-              <w:rPr>
-                <w:color w:val="000000" w:themeColor="text1"/>
-                <w:sz w:val="26"/>
-                <w:szCs w:val="26"/>
-              </w:rPr>
-            </w:pPr>
-          </w:p>
-        </w:tc>
-      </w:tr>
-      <w:tr>
-        <w:trPr>
-          <w:jc w:val="center"/>
-        </w:trPr>
-        <w:tc>
-          <w:tcPr>
-            <w:tcW w:w="747" w:type="dxa"/>
-          </w:tcPr>
-          <w:p>
-            <w:pPr>
-              <w:pStyle w:val="ListParagraph"/>
-              <w:numPr>
-                <w:ilvl w:val="0"/>
-                <w:numId w:val="1"/>
-              </w:numPr>
-              <w:shd w:val="clear" w:color="auto" w:fill="FFFFFF" w:themeFill="background1"/>
-              <w:jc w:val="center"/>
-              <w:rPr>
-                <w:color w:val="000000" w:themeColor="text1"/>
-                <w:sz w:val="26"/>
-                <w:szCs w:val="26"/>
-              </w:rPr>
-            </w:pPr>
-          </w:p>
-        </w:tc>
-        <w:tc>
-          <w:tcPr>
-            <w:tcW w:w="2655" w:type="dxa"/>
-          </w:tcPr>
-          <w:p>
-            <w:pPr>
-              <w:shd w:val="clear" w:color="auto" w:fill="FFFFFF" w:themeFill="background1"/>
-              <w:rPr>
-                <w:color w:val="000000" w:themeColor="text1"/>
-                <w:sz w:val="26"/>
-                <w:szCs w:val="26"/>
-              </w:rPr>
-            </w:pPr>
-          </w:p>
-        </w:tc>
-        <w:tc>
-          <w:tcPr>
-            <w:tcW w:w="1170" w:type="dxa"/>
-          </w:tcPr>
-          <w:p>
-            <w:pPr>
-              <w:shd w:val="clear" w:color="auto" w:fill="FFFFFF" w:themeFill="background1"/>
-              <w:rPr>
-                <w:color w:val="000000" w:themeColor="text1"/>
-                <w:sz w:val="26"/>
-                <w:szCs w:val="26"/>
-              </w:rPr>
-            </w:pPr>
-          </w:p>
-        </w:tc>
-        <w:tc>
-          <w:tcPr>
-            <w:tcW w:w="1077" w:type="dxa"/>
-          </w:tcPr>
-          <w:p>
-            <w:pPr>
-              <w:shd w:val="clear" w:color="auto" w:fill="FFFFFF" w:themeFill="background1"/>
-              <w:rPr>
-                <w:color w:val="000000" w:themeColor="text1"/>
-                <w:sz w:val="26"/>
-                <w:szCs w:val="26"/>
-              </w:rPr>
-            </w:pPr>
-          </w:p>
-        </w:tc>
-        <w:tc>
-          <w:tcPr>
-            <w:tcW w:w="992" w:type="dxa"/>
-          </w:tcPr>
-          <w:p>
-            <w:pPr>
-              <w:shd w:val="clear" w:color="auto" w:fill="FFFFFF" w:themeFill="background1"/>
-              <w:rPr>
-                <w:color w:val="000000" w:themeColor="text1"/>
-                <w:sz w:val="26"/>
-                <w:szCs w:val="26"/>
-              </w:rPr>
-            </w:pPr>
-          </w:p>
-        </w:tc>
-        <w:tc>
-          <w:tcPr>
-            <w:tcW w:w="3241" w:type="dxa"/>
-          </w:tcPr>
-          <w:p>
-            <w:pPr>
-              <w:shd w:val="clear" w:color="auto" w:fill="FFFFFF" w:themeFill="background1"/>
-              <w:rPr>
-                <w:color w:val="000000" w:themeColor="text1"/>
-                <w:sz w:val="26"/>
-                <w:szCs w:val="26"/>
-              </w:rPr>
-            </w:pPr>
-          </w:p>
-        </w:tc>
-      </w:tr>
-      <w:tr>
-        <w:trPr>
-          <w:jc w:val="center"/>
-        </w:trPr>
-        <w:tc>
-          <w:tcPr>
-            <w:tcW w:w="747" w:type="dxa"/>
-          </w:tcPr>
-          <w:p>
-            <w:pPr>
-              <w:pStyle w:val="ListParagraph"/>
-              <w:numPr>
-                <w:ilvl w:val="0"/>
-                <w:numId w:val="1"/>
-              </w:numPr>
-              <w:shd w:val="clear" w:color="auto" w:fill="FFFFFF" w:themeFill="background1"/>
-              <w:jc w:val="center"/>
-              <w:rPr>
-                <w:color w:val="000000" w:themeColor="text1"/>
-                <w:sz w:val="26"/>
-                <w:szCs w:val="26"/>
-              </w:rPr>
-            </w:pPr>
-          </w:p>
-        </w:tc>
-        <w:tc>
-          <w:tcPr>
-            <w:tcW w:w="2655" w:type="dxa"/>
-          </w:tcPr>
-          <w:p>
-            <w:pPr>
-              <w:shd w:val="clear" w:color="auto" w:fill="FFFFFF" w:themeFill="background1"/>
-              <w:rPr>
-                <w:color w:val="000000" w:themeColor="text1"/>
-                <w:sz w:val="26"/>
-                <w:szCs w:val="26"/>
-              </w:rPr>
-            </w:pPr>
-          </w:p>
-        </w:tc>
-        <w:tc>
-          <w:tcPr>
-            <w:tcW w:w="1170" w:type="dxa"/>
-          </w:tcPr>
-          <w:p>
-            <w:pPr>
-              <w:shd w:val="clear" w:color="auto" w:fill="FFFFFF" w:themeFill="background1"/>
-              <w:rPr>
-                <w:color w:val="000000" w:themeColor="text1"/>
-                <w:sz w:val="26"/>
-                <w:szCs w:val="26"/>
-              </w:rPr>
-            </w:pPr>
-          </w:p>
-        </w:tc>
-        <w:tc>
-          <w:tcPr>
-            <w:tcW w:w="1077" w:type="dxa"/>
-          </w:tcPr>
-          <w:p>
-            <w:pPr>
-              <w:shd w:val="clear" w:color="auto" w:fill="FFFFFF" w:themeFill="background1"/>
-              <w:rPr>
-                <w:color w:val="000000" w:themeColor="text1"/>
-                <w:sz w:val="26"/>
-                <w:szCs w:val="26"/>
-              </w:rPr>
-            </w:pPr>
-          </w:p>
-        </w:tc>
-        <w:tc>
-          <w:tcPr>
-            <w:tcW w:w="992" w:type="dxa"/>
-          </w:tcPr>
-          <w:p>
-            <w:pPr>
-              <w:shd w:val="clear" w:color="auto" w:fill="FFFFFF" w:themeFill="background1"/>
-              <w:rPr>
-                <w:color w:val="000000" w:themeColor="text1"/>
-                <w:sz w:val="26"/>
-                <w:szCs w:val="26"/>
-              </w:rPr>
-            </w:pPr>
-          </w:p>
-        </w:tc>
-        <w:tc>
-          <w:tcPr>
-            <w:tcW w:w="3241" w:type="dxa"/>
-          </w:tcPr>
-          <w:p>
-            <w:pPr>
-              <w:shd w:val="clear" w:color="auto" w:fill="FFFFFF" w:themeFill="background1"/>
-              <w:rPr>
-                <w:color w:val="000000" w:themeColor="text1"/>
-                <w:sz w:val="26"/>
-                <w:szCs w:val="26"/>
-              </w:rPr>
-            </w:pPr>
-          </w:p>
-        </w:tc>
-      </w:tr>
-      <w:tr>
-        <w:trPr>
-          <w:jc w:val="center"/>
-        </w:trPr>
-        <w:tc>
-          <w:tcPr>
-            <w:tcW w:w="747" w:type="dxa"/>
-          </w:tcPr>
-          <w:p>
-            <w:pPr>
-              <w:pStyle w:val="ListParagraph"/>
-              <w:numPr>
-                <w:ilvl w:val="0"/>
-                <w:numId w:val="1"/>
-              </w:numPr>
-              <w:shd w:val="clear" w:color="auto" w:fill="FFFFFF" w:themeFill="background1"/>
-              <w:jc w:val="center"/>
-              <w:rPr>
-                <w:color w:val="000000" w:themeColor="text1"/>
-                <w:sz w:val="26"/>
-                <w:szCs w:val="26"/>
-              </w:rPr>
-            </w:pPr>
-          </w:p>
-        </w:tc>
-        <w:tc>
-          <w:tcPr>
-            <w:tcW w:w="2655" w:type="dxa"/>
-          </w:tcPr>
-          <w:p>
-            <w:pPr>
-              <w:shd w:val="clear" w:color="auto" w:fill="FFFFFF" w:themeFill="background1"/>
-              <w:rPr>
-                <w:color w:val="000000" w:themeColor="text1"/>
-                <w:sz w:val="26"/>
-                <w:szCs w:val="26"/>
-              </w:rPr>
-            </w:pPr>
-          </w:p>
-        </w:tc>
-        <w:tc>
-          <w:tcPr>
-            <w:tcW w:w="1170" w:type="dxa"/>
-          </w:tcPr>
-          <w:p>
-            <w:pPr>
-              <w:shd w:val="clear" w:color="auto" w:fill="FFFFFF" w:themeFill="background1"/>
-              <w:rPr>
-                <w:color w:val="000000" w:themeColor="text1"/>
-                <w:sz w:val="26"/>
-                <w:szCs w:val="26"/>
-              </w:rPr>
-            </w:pPr>
-          </w:p>
-        </w:tc>
-        <w:tc>
-          <w:tcPr>
-            <w:tcW w:w="1077" w:type="dxa"/>
-          </w:tcPr>
-          <w:p>
-            <w:pPr>
-              <w:shd w:val="clear" w:color="auto" w:fill="FFFFFF" w:themeFill="background1"/>
-              <w:rPr>
-                <w:color w:val="000000" w:themeColor="text1"/>
-                <w:sz w:val="26"/>
-                <w:szCs w:val="26"/>
-              </w:rPr>
-            </w:pPr>
-          </w:p>
-        </w:tc>
-        <w:tc>
-          <w:tcPr>
-            <w:tcW w:w="992" w:type="dxa"/>
-          </w:tcPr>
-          <w:p>
-            <w:pPr>
-              <w:shd w:val="clear" w:color="auto" w:fill="FFFFFF" w:themeFill="background1"/>
-              <w:rPr>
-                <w:color w:val="000000" w:themeColor="text1"/>
-                <w:sz w:val="26"/>
-                <w:szCs w:val="26"/>
-              </w:rPr>
-            </w:pPr>
-          </w:p>
-        </w:tc>
-        <w:tc>
-          <w:tcPr>
-            <w:tcW w:w="3241" w:type="dxa"/>
-          </w:tcPr>
-          <w:p>
-            <w:pPr>
-              <w:shd w:val="clear" w:color="auto" w:fill="FFFFFF" w:themeFill="background1"/>
-              <w:rPr>
-                <w:color w:val="000000" w:themeColor="text1"/>
-                <w:sz w:val="26"/>
-                <w:szCs w:val="26"/>
-              </w:rPr>
-            </w:pPr>
-          </w:p>
-        </w:tc>
-      </w:tr>
-      <w:tr>
-        <w:trPr>
-          <w:jc w:val="center"/>
-        </w:trPr>
-        <w:tc>
-          <w:tcPr>
-            <w:tcW w:w="747" w:type="dxa"/>
-          </w:tcPr>
-          <w:p>
-            <w:pPr>
-              <w:pStyle w:val="ListParagraph"/>
-              <w:numPr>
-                <w:ilvl w:val="0"/>
-                <w:numId w:val="1"/>
-              </w:numPr>
-              <w:shd w:val="clear" w:color="auto" w:fill="FFFFFF" w:themeFill="background1"/>
-              <w:jc w:val="center"/>
-              <w:rPr>
-                <w:color w:val="000000" w:themeColor="text1"/>
-                <w:sz w:val="26"/>
-                <w:szCs w:val="26"/>
-              </w:rPr>
-            </w:pPr>
-          </w:p>
-        </w:tc>
-        <w:tc>
-          <w:tcPr>
-            <w:tcW w:w="2655" w:type="dxa"/>
-          </w:tcPr>
-          <w:p>
-            <w:pPr>
-              <w:shd w:val="clear" w:color="auto" w:fill="FFFFFF" w:themeFill="background1"/>
-              <w:rPr>
-                <w:color w:val="000000" w:themeColor="text1"/>
-                <w:sz w:val="26"/>
-                <w:szCs w:val="26"/>
-              </w:rPr>
-            </w:pPr>
-          </w:p>
-        </w:tc>
-        <w:tc>
-          <w:tcPr>
-            <w:tcW w:w="1170" w:type="dxa"/>
-          </w:tcPr>
-          <w:p>
-            <w:pPr>
-              <w:shd w:val="clear" w:color="auto" w:fill="FFFFFF" w:themeFill="background1"/>
-              <w:rPr>
-                <w:color w:val="000000" w:themeColor="text1"/>
-                <w:sz w:val="26"/>
-                <w:szCs w:val="26"/>
-              </w:rPr>
-            </w:pPr>
-          </w:p>
-        </w:tc>
-        <w:tc>
-          <w:tcPr>
-            <w:tcW w:w="1077" w:type="dxa"/>
-          </w:tcPr>
-          <w:p>
-            <w:pPr>
-              <w:shd w:val="clear" w:color="auto" w:fill="FFFFFF" w:themeFill="background1"/>
-              <w:rPr>
-                <w:color w:val="000000" w:themeColor="text1"/>
-                <w:sz w:val="26"/>
-                <w:szCs w:val="26"/>
-              </w:rPr>
-            </w:pPr>
-          </w:p>
-        </w:tc>
-        <w:tc>
-          <w:tcPr>
-            <w:tcW w:w="992" w:type="dxa"/>
-          </w:tcPr>
-          <w:p>
-            <w:pPr>
-              <w:shd w:val="clear" w:color="auto" w:fill="FFFFFF" w:themeFill="background1"/>
-              <w:rPr>
-                <w:color w:val="000000" w:themeColor="text1"/>
-                <w:sz w:val="26"/>
-                <w:szCs w:val="26"/>
-              </w:rPr>
-            </w:pPr>
-          </w:p>
-        </w:tc>
-        <w:tc>
-          <w:tcPr>
-            <w:tcW w:w="3241" w:type="dxa"/>
-          </w:tcPr>
-          <w:p>
-            <w:pPr>
-              <w:shd w:val="clear" w:color="auto" w:fill="FFFFFF" w:themeFill="background1"/>
-              <w:rPr>
-                <w:color w:val="000000" w:themeColor="text1"/>
-                <w:sz w:val="26"/>
-                <w:szCs w:val="26"/>
-              </w:rPr>
-            </w:pPr>
-          </w:p>
-        </w:tc>
-      </w:tr>
-      <w:tr>
-        <w:trPr>
-          <w:jc w:val="center"/>
-        </w:trPr>
-        <w:tc>
-          <w:tcPr>
-            <w:tcW w:w="747" w:type="dxa"/>
-          </w:tcPr>
-          <w:p>
-            <w:pPr>
-              <w:pStyle w:val="ListParagraph"/>
-              <w:numPr>
-                <w:ilvl w:val="0"/>
-                <w:numId w:val="1"/>
-              </w:numPr>
-              <w:shd w:val="clear" w:color="auto" w:fill="FFFFFF" w:themeFill="background1"/>
-              <w:jc w:val="center"/>
-              <w:rPr>
-                <w:color w:val="000000" w:themeColor="text1"/>
-                <w:sz w:val="26"/>
-                <w:szCs w:val="26"/>
-              </w:rPr>
-            </w:pPr>
-          </w:p>
-        </w:tc>
-        <w:tc>
-          <w:tcPr>
-            <w:tcW w:w="2655" w:type="dxa"/>
-          </w:tcPr>
-          <w:p>
-            <w:pPr>
-              <w:shd w:val="clear" w:color="auto" w:fill="FFFFFF" w:themeFill="background1"/>
-              <w:rPr>
-                <w:color w:val="000000" w:themeColor="text1"/>
-                <w:sz w:val="26"/>
-                <w:szCs w:val="26"/>
-              </w:rPr>
-            </w:pPr>
-          </w:p>
-        </w:tc>
-        <w:tc>
-          <w:tcPr>
-            <w:tcW w:w="1170" w:type="dxa"/>
-          </w:tcPr>
-          <w:p>
-            <w:pPr>
-              <w:shd w:val="clear" w:color="auto" w:fill="FFFFFF" w:themeFill="background1"/>
-              <w:rPr>
-                <w:color w:val="000000" w:themeColor="text1"/>
-                <w:sz w:val="26"/>
-                <w:szCs w:val="26"/>
-              </w:rPr>
-            </w:pPr>
-          </w:p>
-        </w:tc>
-        <w:tc>
-          <w:tcPr>
-            <w:tcW w:w="1077" w:type="dxa"/>
-          </w:tcPr>
-          <w:p>
-            <w:pPr>
-              <w:shd w:val="clear" w:color="auto" w:fill="FFFFFF" w:themeFill="background1"/>
-              <w:rPr>
-                <w:color w:val="000000" w:themeColor="text1"/>
-                <w:sz w:val="26"/>
-                <w:szCs w:val="26"/>
-              </w:rPr>
-            </w:pPr>
-          </w:p>
-        </w:tc>
-        <w:tc>
-          <w:tcPr>
-            <w:tcW w:w="992" w:type="dxa"/>
-          </w:tcPr>
-          <w:p>
-            <w:pPr>
-              <w:shd w:val="clear" w:color="auto" w:fill="FFFFFF" w:themeFill="background1"/>
-              <w:rPr>
-                <w:color w:val="000000" w:themeColor="text1"/>
-                <w:sz w:val="26"/>
-                <w:szCs w:val="26"/>
-              </w:rPr>
-            </w:pPr>
-          </w:p>
-        </w:tc>
-        <w:tc>
-          <w:tcPr>
-            <w:tcW w:w="3241" w:type="dxa"/>
-          </w:tcPr>
-          <w:p>
-            <w:pPr>
-              <w:shd w:val="clear" w:color="auto" w:fill="FFFFFF" w:themeFill="background1"/>
-              <w:rPr>
-                <w:color w:val="000000" w:themeColor="text1"/>
-                <w:sz w:val="26"/>
-                <w:szCs w:val="26"/>
-              </w:rPr>
-            </w:pPr>
-          </w:p>
-        </w:tc>
-      </w:tr>
-      <w:tr>
-        <w:trPr>
-          <w:jc w:val="center"/>
-        </w:trPr>
-        <w:tc>
-          <w:tcPr>
-            <w:tcW w:w="747" w:type="dxa"/>
-          </w:tcPr>
-          <w:p>
-            <w:pPr>
-              <w:pStyle w:val="ListParagraph"/>
-              <w:numPr>
-                <w:ilvl w:val="0"/>
-                <w:numId w:val="1"/>
-              </w:numPr>
-              <w:shd w:val="clear" w:color="auto" w:fill="FFFFFF" w:themeFill="background1"/>
-              <w:jc w:val="center"/>
-              <w:rPr>
-                <w:color w:val="000000" w:themeColor="text1"/>
-                <w:sz w:val="26"/>
-                <w:szCs w:val="26"/>
-              </w:rPr>
-            </w:pPr>
-          </w:p>
-        </w:tc>
-        <w:tc>
-          <w:tcPr>
-            <w:tcW w:w="2655" w:type="dxa"/>
-          </w:tcPr>
-          <w:p>
-            <w:pPr>
-              <w:shd w:val="clear" w:color="auto" w:fill="FFFFFF" w:themeFill="background1"/>
-              <w:rPr>
-                <w:color w:val="000000" w:themeColor="text1"/>
-                <w:sz w:val="26"/>
-                <w:szCs w:val="26"/>
-              </w:rPr>
-            </w:pPr>
-          </w:p>
-        </w:tc>
-        <w:tc>
-          <w:tcPr>
-            <w:tcW w:w="1170" w:type="dxa"/>
-          </w:tcPr>
-          <w:p>
-            <w:pPr>
-              <w:shd w:val="clear" w:color="auto" w:fill="FFFFFF" w:themeFill="background1"/>
-              <w:rPr>
-                <w:color w:val="000000" w:themeColor="text1"/>
-                <w:sz w:val="26"/>
-                <w:szCs w:val="26"/>
-              </w:rPr>
-            </w:pPr>
-          </w:p>
-        </w:tc>
-        <w:tc>
-          <w:tcPr>
-            <w:tcW w:w="1077" w:type="dxa"/>
-          </w:tcPr>
-          <w:p>
-            <w:pPr>
-              <w:shd w:val="clear" w:color="auto" w:fill="FFFFFF" w:themeFill="background1"/>
-              <w:rPr>
-                <w:color w:val="000000" w:themeColor="text1"/>
-                <w:sz w:val="26"/>
-                <w:szCs w:val="26"/>
-              </w:rPr>
-            </w:pPr>
-          </w:p>
-        </w:tc>
-        <w:tc>
-          <w:tcPr>
-            <w:tcW w:w="992" w:type="dxa"/>
-          </w:tcPr>
-          <w:p>
-            <w:pPr>
-              <w:shd w:val="clear" w:color="auto" w:fill="FFFFFF" w:themeFill="background1"/>
-              <w:rPr>
-                <w:color w:val="000000" w:themeColor="text1"/>
-                <w:sz w:val="26"/>
-                <w:szCs w:val="26"/>
-              </w:rPr>
-            </w:pPr>
-          </w:p>
-        </w:tc>
-        <w:tc>
-          <w:tcPr>
-            <w:tcW w:w="3241" w:type="dxa"/>
-          </w:tcPr>
-          <w:p>
-            <w:pPr>
-              <w:shd w:val="clear" w:color="auto" w:fill="FFFFFF" w:themeFill="background1"/>
-              <w:rPr>
-                <w:color w:val="000000" w:themeColor="text1"/>
-                <w:sz w:val="26"/>
-                <w:szCs w:val="26"/>
-              </w:rPr>
-            </w:pPr>
+            <w:r>
+              <w:rPr>
+                <w:color w:val="000000" w:themeColor="text1"/>
+                <w:sz w:val="26"/>
+                <w:szCs w:val="26"/>
+                <w:lang w:val="en-US"/>
+              </w:rPr>
+              <w:t>[[BC.Note]]</w:t>
+            </w:r>
           </w:p>
         </w:tc>
       </w:tr>
@@ -2715,7 +2036,6 @@
   <w:style w:type="character" w:default="1" w:styleId="DefaultParagraphFont">
     <w:name w:val="Default Paragraph Font"/>
     <w:uiPriority w:val="1"/>
-    <w:semiHidden/>
     <w:unhideWhenUsed/>
   </w:style>
   <w:style w:type="table" w:default="1" w:styleId="TableNormal">
